--- a/lessons/9-3/readiness/practice.docx
+++ b/lessons/9-3/readiness/practice.docx
@@ -101,7 +101,983 @@
     </w:p>
     <w:p>
       <w:pPr>
-        <w:spacing w:after="120" w:before="0"/>
+        <w:spacing w:after="60" w:before="120"/>
+      </w:pPr>
+      <w:r>
+        <w:rPr>
+          <w:b/>
+          <w:bCs/>
+          <w:color w:val="0F2B3C"/>
+          <w:sz w:val="24"/>
+          <w:szCs w:val="24"/>
+        </w:rPr>
+        <w:t xml:space="preserve">Vocabulary Anchor Box</w:t>
+      </w:r>
+    </w:p>
+    <w:tbl>
+      <w:tblPr>
+        <w:tblW w:type="dxa" w:w="9360"/>
+        <w:tblBorders>
+          <w:top w:val="single" w:color="C7D2DD" w:sz="6"/>
+          <w:left w:val="single" w:color="C7D2DD" w:sz="6"/>
+          <w:bottom w:val="single" w:color="C7D2DD" w:sz="6"/>
+          <w:right w:val="single" w:color="C7D2DD" w:sz="6"/>
+          <w:insideH w:val="single" w:color="C7D2DD" w:sz="6"/>
+          <w:insideV w:val="single" w:color="C7D2DD" w:sz="6"/>
+        </w:tblBorders>
+      </w:tblPr>
+      <w:tblGrid>
+        <w:gridCol w:w="1800"/>
+        <w:gridCol w:w="3160"/>
+        <w:gridCol w:w="2200"/>
+        <w:gridCol w:w="2200"/>
+      </w:tblGrid>
+      <w:tr>
+        <w:trPr>
+          <w:cantSplit/>
+          <w:tblHeader/>
+        </w:trPr>
+        <w:tc>
+          <w:tcPr>
+            <w:tcW w:type="dxa" w:w="1800"/>
+            <w:shd w:fill="EEF4F8" w:color="auto" w:val="clear"/>
+            <w:tcMar>
+              <w:top w:type="dxa" w:w="60"/>
+              <w:left w:type="dxa" w:w="100"/>
+              <w:bottom w:type="dxa" w:w="60"/>
+              <w:right w:type="dxa" w:w="100"/>
+            </w:tcMar>
+          </w:tcPr>
+          <w:p>
+            <w:pPr>
+              <w:spacing w:after="0" w:before="0"/>
+            </w:pPr>
+            <w:r>
+              <w:rPr>
+                <w:b/>
+                <w:bCs/>
+                <w:color w:val="0F2B3C"/>
+                <w:sz w:val="18"/>
+                <w:szCs w:val="18"/>
+              </w:rPr>
+              <w:t xml:space="preserve">Concept Term</w:t>
+            </w:r>
+          </w:p>
+        </w:tc>
+        <w:tc>
+          <w:tcPr>
+            <w:tcW w:type="dxa" w:w="3160"/>
+            <w:shd w:fill="EEF4F8" w:color="auto" w:val="clear"/>
+            <w:tcMar>
+              <w:top w:type="dxa" w:w="60"/>
+              <w:left w:type="dxa" w:w="100"/>
+              <w:bottom w:type="dxa" w:w="60"/>
+              <w:right w:type="dxa" w:w="100"/>
+            </w:tcMar>
+          </w:tcPr>
+          <w:p>
+            <w:pPr>
+              <w:spacing w:after="0" w:before="0"/>
+            </w:pPr>
+            <w:r>
+              <w:rPr>
+                <w:b/>
+                <w:bCs/>
+                <w:color w:val="0F2B3C"/>
+                <w:sz w:val="18"/>
+                <w:szCs w:val="18"/>
+              </w:rPr>
+              <w:t xml:space="preserve">Student-Friendly Definition</w:t>
+            </w:r>
+          </w:p>
+        </w:tc>
+        <w:tc>
+          <w:tcPr>
+            <w:tcW w:type="dxa" w:w="2200"/>
+            <w:shd w:fill="EEF4F8" w:color="auto" w:val="clear"/>
+            <w:tcMar>
+              <w:top w:type="dxa" w:w="60"/>
+              <w:left w:type="dxa" w:w="100"/>
+              <w:bottom w:type="dxa" w:w="60"/>
+              <w:right w:type="dxa" w:w="100"/>
+            </w:tcMar>
+          </w:tcPr>
+          <w:p>
+            <w:pPr>
+              <w:spacing w:after="0" w:before="0"/>
+            </w:pPr>
+            <w:r>
+              <w:rPr>
+                <w:b/>
+                <w:bCs/>
+                <w:color w:val="0F2B3C"/>
+                <w:sz w:val="18"/>
+                <w:szCs w:val="18"/>
+              </w:rPr>
+              <w:t xml:space="preserve">Non-Example</w:t>
+            </w:r>
+          </w:p>
+        </w:tc>
+        <w:tc>
+          <w:tcPr>
+            <w:tcW w:type="dxa" w:w="2200"/>
+            <w:shd w:fill="EEF4F8" w:color="auto" w:val="clear"/>
+            <w:tcMar>
+              <w:top w:type="dxa" w:w="60"/>
+              <w:left w:type="dxa" w:w="100"/>
+              <w:bottom w:type="dxa" w:w="60"/>
+              <w:right w:type="dxa" w:w="100"/>
+            </w:tcMar>
+          </w:tcPr>
+          <w:p>
+            <w:pPr>
+              <w:spacing w:after="0" w:before="0"/>
+            </w:pPr>
+            <w:r>
+              <w:rPr>
+                <w:b/>
+                <w:bCs/>
+                <w:color w:val="0F2B3C"/>
+                <w:sz w:val="18"/>
+                <w:szCs w:val="18"/>
+              </w:rPr>
+              <w:t xml:space="preserve">Visual Clue</w:t>
+            </w:r>
+          </w:p>
+        </w:tc>
+      </w:tr>
+      <w:tr>
+        <w:trPr>
+          <w:cantSplit/>
+        </w:trPr>
+        <w:tc>
+          <w:tcPr>
+            <w:tcW w:type="dxa" w:w="1800"/>
+            <w:tcMar>
+              <w:top w:type="dxa" w:w="60"/>
+              <w:left w:type="dxa" w:w="100"/>
+              <w:bottom w:type="dxa" w:w="60"/>
+              <w:right w:type="dxa" w:w="100"/>
+            </w:tcMar>
+            <w:vAlign w:val="top"/>
+          </w:tcPr>
+          <w:p>
+            <w:pPr>
+              <w:spacing w:after="20" w:before="0"/>
+            </w:pPr>
+            <w:r>
+              <w:rPr>
+                <w:b/>
+                <w:bCs/>
+                <w:color w:val="0F2B3C"/>
+                <w:sz w:val="20"/>
+                <w:szCs w:val="20"/>
+              </w:rPr>
+              <w:t xml:space="preserve">equation</w:t>
+            </w:r>
+          </w:p>
+          <w:p>
+            <w:pPr>
+              <w:spacing w:after="0" w:before="0"/>
+            </w:pPr>
+            <w:r>
+              <w:rPr>
+                <w:i/>
+                <w:iCs/>
+                <w:color w:val="5E6E7E"/>
+                <w:sz w:val="18"/>
+                <w:szCs w:val="18"/>
+              </w:rPr>
+              <w:t xml:space="preserve">ecuación</w:t>
+            </w:r>
+          </w:p>
+        </w:tc>
+        <w:tc>
+          <w:tcPr>
+            <w:tcW w:type="dxa" w:w="3160"/>
+            <w:tcMar>
+              <w:top w:type="dxa" w:w="60"/>
+              <w:left w:type="dxa" w:w="100"/>
+              <w:bottom w:type="dxa" w:w="60"/>
+              <w:right w:type="dxa" w:w="100"/>
+            </w:tcMar>
+            <w:vAlign w:val="top"/>
+          </w:tcPr>
+          <w:p>
+            <w:pPr>
+              <w:spacing w:after="0" w:before="0"/>
+            </w:pPr>
+            <w:r>
+              <w:rPr>
+                <w:sz w:val="19"/>
+                <w:szCs w:val="19"/>
+              </w:rPr>
+              <w:t xml:space="preserve">A mathematical sentence with an equals sign that shows two amounts are the same.</w:t>
+            </w:r>
+          </w:p>
+        </w:tc>
+        <w:tc>
+          <w:tcPr>
+            <w:tcW w:type="dxa" w:w="2200"/>
+            <w:tcMar>
+              <w:top w:type="dxa" w:w="60"/>
+              <w:left w:type="dxa" w:w="100"/>
+              <w:bottom w:type="dxa" w:w="60"/>
+              <w:right w:type="dxa" w:w="100"/>
+            </w:tcMar>
+            <w:vAlign w:val="top"/>
+          </w:tcPr>
+          <w:p>
+            <w:pPr>
+              <w:spacing w:after="30" w:before="0"/>
+            </w:pPr>
+            <w:r>
+              <w:rPr>
+                <w:i/>
+                <w:iCs/>
+                <w:color w:val="5E6E7E"/>
+                <w:sz w:val="18"/>
+                <w:szCs w:val="18"/>
+              </w:rPr>
+              <w:t xml:space="preserve">Not equation: write a counter-example that does not fit the rule.</w:t>
+            </w:r>
+          </w:p>
+          <w:p>
+            <w:pPr>
+              <w:spacing w:after="50" w:before="0"/>
+            </w:pPr>
+            <w:r>
+              <w:rPr>
+                <w:color w:val="BBBBBB"/>
+                <w:sz w:val="18"/>
+                <w:szCs w:val="18"/>
+              </w:rPr>
+              <w:t xml:space="preserve">____________________________</w:t>
+            </w:r>
+          </w:p>
+        </w:tc>
+        <w:tc>
+          <w:tcPr>
+            <w:tcW w:type="dxa" w:w="2200"/>
+            <w:tcMar>
+              <w:top w:type="dxa" w:w="60"/>
+              <w:left w:type="dxa" w:w="100"/>
+              <w:bottom w:type="dxa" w:w="60"/>
+              <w:right w:type="dxa" w:w="100"/>
+            </w:tcMar>
+            <w:vAlign w:val="top"/>
+          </w:tcPr>
+          <w:p>
+            <w:pPr>
+              <w:spacing w:after="0" w:before="0"/>
+            </w:pPr>
+            <w:r>
+              <w:rPr>
+                <w:i/>
+                <w:iCs/>
+                <w:color w:val="5E6E7E"/>
+                <w:sz w:val="18"/>
+                <w:szCs w:val="18"/>
+              </w:rPr>
+              <w:t xml:space="preserve">c = 24.95m means the total cost equals $24.95 times the number of months</w:t>
+            </w:r>
+          </w:p>
+        </w:tc>
+      </w:tr>
+      <w:tr>
+        <w:trPr>
+          <w:cantSplit/>
+        </w:trPr>
+        <w:tc>
+          <w:tcPr>
+            <w:tcW w:type="dxa" w:w="1800"/>
+            <w:tcMar>
+              <w:top w:type="dxa" w:w="60"/>
+              <w:left w:type="dxa" w:w="100"/>
+              <w:bottom w:type="dxa" w:w="60"/>
+              <w:right w:type="dxa" w:w="100"/>
+            </w:tcMar>
+            <w:vAlign w:val="top"/>
+          </w:tcPr>
+          <w:p>
+            <w:pPr>
+              <w:spacing w:after="20" w:before="0"/>
+            </w:pPr>
+            <w:r>
+              <w:rPr>
+                <w:b/>
+                <w:bCs/>
+                <w:color w:val="0F2B3C"/>
+                <w:sz w:val="20"/>
+                <w:szCs w:val="20"/>
+              </w:rPr>
+              <w:t xml:space="preserve">variable</w:t>
+            </w:r>
+          </w:p>
+          <w:p>
+            <w:pPr>
+              <w:spacing w:after="0" w:before="0"/>
+            </w:pPr>
+            <w:r>
+              <w:rPr>
+                <w:i/>
+                <w:iCs/>
+                <w:color w:val="5E6E7E"/>
+                <w:sz w:val="18"/>
+                <w:szCs w:val="18"/>
+              </w:rPr>
+              <w:t xml:space="preserve">variable</w:t>
+            </w:r>
+          </w:p>
+        </w:tc>
+        <w:tc>
+          <w:tcPr>
+            <w:tcW w:type="dxa" w:w="3160"/>
+            <w:tcMar>
+              <w:top w:type="dxa" w:w="60"/>
+              <w:left w:type="dxa" w:w="100"/>
+              <w:bottom w:type="dxa" w:w="60"/>
+              <w:right w:type="dxa" w:w="100"/>
+            </w:tcMar>
+            <w:vAlign w:val="top"/>
+          </w:tcPr>
+          <w:p>
+            <w:pPr>
+              <w:spacing w:after="0" w:before="0"/>
+            </w:pPr>
+            <w:r>
+              <w:rPr>
+                <w:sz w:val="19"/>
+                <w:szCs w:val="19"/>
+              </w:rPr>
+              <w:t xml:space="preserve">A letter that represents a quantity that can change, or vary.</w:t>
+            </w:r>
+          </w:p>
+        </w:tc>
+        <w:tc>
+          <w:tcPr>
+            <w:tcW w:type="dxa" w:w="2200"/>
+            <w:tcMar>
+              <w:top w:type="dxa" w:w="60"/>
+              <w:left w:type="dxa" w:w="100"/>
+              <w:bottom w:type="dxa" w:w="60"/>
+              <w:right w:type="dxa" w:w="100"/>
+            </w:tcMar>
+            <w:vAlign w:val="top"/>
+          </w:tcPr>
+          <w:p>
+            <w:pPr>
+              <w:spacing w:after="30" w:before="0"/>
+            </w:pPr>
+            <w:r>
+              <w:rPr>
+                <w:i/>
+                <w:iCs/>
+                <w:color w:val="5E6E7E"/>
+                <w:sz w:val="18"/>
+                <w:szCs w:val="18"/>
+              </w:rPr>
+              <w:t xml:space="preserve">Not variable: write a counter-example that does not fit the rule.</w:t>
+            </w:r>
+          </w:p>
+          <w:p>
+            <w:pPr>
+              <w:spacing w:after="50" w:before="0"/>
+            </w:pPr>
+            <w:r>
+              <w:rPr>
+                <w:color w:val="BBBBBB"/>
+                <w:sz w:val="18"/>
+                <w:szCs w:val="18"/>
+              </w:rPr>
+              <w:t xml:space="preserve">____________________________</w:t>
+            </w:r>
+          </w:p>
+        </w:tc>
+        <w:tc>
+          <w:tcPr>
+            <w:tcW w:type="dxa" w:w="2200"/>
+            <w:tcMar>
+              <w:top w:type="dxa" w:w="60"/>
+              <w:left w:type="dxa" w:w="100"/>
+              <w:bottom w:type="dxa" w:w="60"/>
+              <w:right w:type="dxa" w:w="100"/>
+            </w:tcMar>
+            <w:vAlign w:val="top"/>
+          </w:tcPr>
+          <w:p>
+            <w:pPr>
+              <w:spacing w:after="0" w:before="0"/>
+            </w:pPr>
+            <w:r>
+              <w:rPr>
+                <w:i/>
+                <w:iCs/>
+                <w:color w:val="5E6E7E"/>
+                <w:sz w:val="18"/>
+                <w:szCs w:val="18"/>
+              </w:rPr>
+              <w:t xml:space="preserve">In c = 24.95m, the m can be 1, 2, or 12 — it varies.</w:t>
+            </w:r>
+          </w:p>
+        </w:tc>
+      </w:tr>
+      <w:tr>
+        <w:trPr>
+          <w:cantSplit/>
+        </w:trPr>
+        <w:tc>
+          <w:tcPr>
+            <w:tcW w:type="dxa" w:w="1800"/>
+            <w:tcMar>
+              <w:top w:type="dxa" w:w="60"/>
+              <w:left w:type="dxa" w:w="100"/>
+              <w:bottom w:type="dxa" w:w="60"/>
+              <w:right w:type="dxa" w:w="100"/>
+            </w:tcMar>
+            <w:vAlign w:val="top"/>
+          </w:tcPr>
+          <w:p>
+            <w:pPr>
+              <w:spacing w:after="20" w:before="0"/>
+            </w:pPr>
+            <w:r>
+              <w:rPr>
+                <w:b/>
+                <w:bCs/>
+                <w:color w:val="0F2B3C"/>
+                <w:sz w:val="20"/>
+                <w:szCs w:val="20"/>
+              </w:rPr>
+              <w:t xml:space="preserve">rate</w:t>
+            </w:r>
+          </w:p>
+          <w:p>
+            <w:pPr>
+              <w:spacing w:after="0" w:before="0"/>
+            </w:pPr>
+            <w:r>
+              <w:rPr>
+                <w:i/>
+                <w:iCs/>
+                <w:color w:val="5E6E7E"/>
+                <w:sz w:val="18"/>
+                <w:szCs w:val="18"/>
+              </w:rPr>
+              <w:t xml:space="preserve">tasa</w:t>
+            </w:r>
+          </w:p>
+        </w:tc>
+        <w:tc>
+          <w:tcPr>
+            <w:tcW w:type="dxa" w:w="3160"/>
+            <w:tcMar>
+              <w:top w:type="dxa" w:w="60"/>
+              <w:left w:type="dxa" w:w="100"/>
+              <w:bottom w:type="dxa" w:w="60"/>
+              <w:right w:type="dxa" w:w="100"/>
+            </w:tcMar>
+            <w:vAlign w:val="top"/>
+          </w:tcPr>
+          <w:p>
+            <w:pPr>
+              <w:spacing w:after="0" w:before="0"/>
+            </w:pPr>
+            <w:r>
+              <w:rPr>
+                <w:sz w:val="19"/>
+                <w:szCs w:val="19"/>
+              </w:rPr>
+              <w:t xml:space="preserve">A fixed amount of one quantity for every one unit of the other quantity.</w:t>
+            </w:r>
+          </w:p>
+        </w:tc>
+        <w:tc>
+          <w:tcPr>
+            <w:tcW w:type="dxa" w:w="2200"/>
+            <w:tcMar>
+              <w:top w:type="dxa" w:w="60"/>
+              <w:left w:type="dxa" w:w="100"/>
+              <w:bottom w:type="dxa" w:w="60"/>
+              <w:right w:type="dxa" w:w="100"/>
+            </w:tcMar>
+            <w:vAlign w:val="top"/>
+          </w:tcPr>
+          <w:p>
+            <w:pPr>
+              <w:spacing w:after="30" w:before="0"/>
+            </w:pPr>
+            <w:r>
+              <w:rPr>
+                <w:i/>
+                <w:iCs/>
+                <w:color w:val="5E6E7E"/>
+                <w:sz w:val="18"/>
+                <w:szCs w:val="18"/>
+              </w:rPr>
+              <w:t xml:space="preserve">Not rate: write a counter-example that does not fit the rule.</w:t>
+            </w:r>
+          </w:p>
+          <w:p>
+            <w:pPr>
+              <w:spacing w:after="50" w:before="0"/>
+            </w:pPr>
+            <w:r>
+              <w:rPr>
+                <w:color w:val="BBBBBB"/>
+                <w:sz w:val="18"/>
+                <w:szCs w:val="18"/>
+              </w:rPr>
+              <w:t xml:space="preserve">____________________________</w:t>
+            </w:r>
+          </w:p>
+        </w:tc>
+        <w:tc>
+          <w:tcPr>
+            <w:tcW w:type="dxa" w:w="2200"/>
+            <w:tcMar>
+              <w:top w:type="dxa" w:w="60"/>
+              <w:left w:type="dxa" w:w="100"/>
+              <w:bottom w:type="dxa" w:w="60"/>
+              <w:right w:type="dxa" w:w="100"/>
+            </w:tcMar>
+            <w:vAlign w:val="top"/>
+          </w:tcPr>
+          <w:p>
+            <w:pPr>
+              <w:spacing w:after="0" w:before="0"/>
+            </w:pPr>
+            <w:r>
+              <w:rPr>
+                <w:i/>
+                <w:iCs/>
+                <w:color w:val="5E6E7E"/>
+                <w:sz w:val="18"/>
+                <w:szCs w:val="18"/>
+              </w:rPr>
+              <w:t xml:space="preserve">$24.95 for every 1 month — the amount attached to one unit.</w:t>
+            </w:r>
+          </w:p>
+        </w:tc>
+      </w:tr>
+      <w:tr>
+        <w:trPr>
+          <w:cantSplit/>
+        </w:trPr>
+        <w:tc>
+          <w:tcPr>
+            <w:tcW w:type="dxa" w:w="1800"/>
+            <w:tcMar>
+              <w:top w:type="dxa" w:w="60"/>
+              <w:left w:type="dxa" w:w="100"/>
+              <w:bottom w:type="dxa" w:w="60"/>
+              <w:right w:type="dxa" w:w="100"/>
+            </w:tcMar>
+            <w:vAlign w:val="top"/>
+          </w:tcPr>
+          <w:p>
+            <w:pPr>
+              <w:spacing w:after="20" w:before="0"/>
+            </w:pPr>
+            <w:r>
+              <w:rPr>
+                <w:b/>
+                <w:bCs/>
+                <w:color w:val="0F2B3C"/>
+                <w:sz w:val="20"/>
+                <w:szCs w:val="20"/>
+              </w:rPr>
+              <w:t xml:space="preserve">represent</w:t>
+            </w:r>
+          </w:p>
+          <w:p>
+            <w:pPr>
+              <w:spacing w:after="0" w:before="0"/>
+            </w:pPr>
+            <w:r>
+              <w:rPr>
+                <w:i/>
+                <w:iCs/>
+                <w:color w:val="5E6E7E"/>
+                <w:sz w:val="18"/>
+                <w:szCs w:val="18"/>
+              </w:rPr>
+              <w:t xml:space="preserve">representar</w:t>
+            </w:r>
+          </w:p>
+        </w:tc>
+        <w:tc>
+          <w:tcPr>
+            <w:tcW w:type="dxa" w:w="3160"/>
+            <w:tcMar>
+              <w:top w:type="dxa" w:w="60"/>
+              <w:left w:type="dxa" w:w="100"/>
+              <w:bottom w:type="dxa" w:w="60"/>
+              <w:right w:type="dxa" w:w="100"/>
+            </w:tcMar>
+            <w:vAlign w:val="top"/>
+          </w:tcPr>
+          <w:p>
+            <w:pPr>
+              <w:spacing w:after="0" w:before="0"/>
+            </w:pPr>
+            <w:r>
+              <w:rPr>
+                <w:sz w:val="19"/>
+                <w:szCs w:val="19"/>
+              </w:rPr>
+              <w:t xml:space="preserve">To show a relationship using a tool such as a table, a graph, or an equation.</w:t>
+            </w:r>
+          </w:p>
+        </w:tc>
+        <w:tc>
+          <w:tcPr>
+            <w:tcW w:type="dxa" w:w="2200"/>
+            <w:tcMar>
+              <w:top w:type="dxa" w:w="60"/>
+              <w:left w:type="dxa" w:w="100"/>
+              <w:bottom w:type="dxa" w:w="60"/>
+              <w:right w:type="dxa" w:w="100"/>
+            </w:tcMar>
+            <w:vAlign w:val="top"/>
+          </w:tcPr>
+          <w:p>
+            <w:pPr>
+              <w:spacing w:after="30" w:before="0"/>
+            </w:pPr>
+            <w:r>
+              <w:rPr>
+                <w:i/>
+                <w:iCs/>
+                <w:color w:val="5E6E7E"/>
+                <w:sz w:val="18"/>
+                <w:szCs w:val="18"/>
+              </w:rPr>
+              <w:t xml:space="preserve">Not represent: write a counter-example that does not fit the rule.</w:t>
+            </w:r>
+          </w:p>
+          <w:p>
+            <w:pPr>
+              <w:spacing w:after="50" w:before="0"/>
+            </w:pPr>
+            <w:r>
+              <w:rPr>
+                <w:color w:val="BBBBBB"/>
+                <w:sz w:val="18"/>
+                <w:szCs w:val="18"/>
+              </w:rPr>
+              <w:t xml:space="preserve">____________________________</w:t>
+            </w:r>
+          </w:p>
+        </w:tc>
+        <w:tc>
+          <w:tcPr>
+            <w:tcW w:type="dxa" w:w="2200"/>
+            <w:tcMar>
+              <w:top w:type="dxa" w:w="60"/>
+              <w:left w:type="dxa" w:w="100"/>
+              <w:bottom w:type="dxa" w:w="60"/>
+              <w:right w:type="dxa" w:w="100"/>
+            </w:tcMar>
+            <w:vAlign w:val="top"/>
+          </w:tcPr>
+          <w:p>
+            <w:pPr>
+              <w:spacing w:after="0" w:before="0"/>
+            </w:pPr>
+            <w:r>
+              <w:rPr>
+                <w:i/>
+                <w:iCs/>
+                <w:color w:val="5E6E7E"/>
+                <w:sz w:val="18"/>
+                <w:szCs w:val="18"/>
+              </w:rPr>
+              <w:t xml:space="preserve">The same membership shown as a table, a graph, AND c = 24.95m.</w:t>
+            </w:r>
+          </w:p>
+        </w:tc>
+      </w:tr>
+      <w:tr>
+        <w:trPr>
+          <w:cantSplit/>
+        </w:trPr>
+        <w:tc>
+          <w:tcPr>
+            <w:tcW w:type="dxa" w:w="1800"/>
+            <w:tcMar>
+              <w:top w:type="dxa" w:w="60"/>
+              <w:left w:type="dxa" w:w="100"/>
+              <w:bottom w:type="dxa" w:w="60"/>
+              <w:right w:type="dxa" w:w="100"/>
+            </w:tcMar>
+            <w:vAlign w:val="top"/>
+          </w:tcPr>
+          <w:p>
+            <w:pPr>
+              <w:spacing w:after="20" w:before="0"/>
+            </w:pPr>
+            <w:r>
+              <w:rPr>
+                <w:b/>
+                <w:bCs/>
+                <w:color w:val="0F2B3C"/>
+                <w:sz w:val="20"/>
+                <w:szCs w:val="20"/>
+              </w:rPr>
+              <w:t xml:space="preserve">define the variables</w:t>
+            </w:r>
+          </w:p>
+          <w:p>
+            <w:pPr>
+              <w:spacing w:after="0" w:before="0"/>
+            </w:pPr>
+            <w:r>
+              <w:rPr>
+                <w:i/>
+                <w:iCs/>
+                <w:color w:val="5E6E7E"/>
+                <w:sz w:val="18"/>
+                <w:szCs w:val="18"/>
+              </w:rPr>
+              <w:t xml:space="preserve">definir las variables</w:t>
+            </w:r>
+          </w:p>
+        </w:tc>
+        <w:tc>
+          <w:tcPr>
+            <w:tcW w:type="dxa" w:w="3160"/>
+            <w:tcMar>
+              <w:top w:type="dxa" w:w="60"/>
+              <w:left w:type="dxa" w:w="100"/>
+              <w:bottom w:type="dxa" w:w="60"/>
+              <w:right w:type="dxa" w:w="100"/>
+            </w:tcMar>
+            <w:vAlign w:val="top"/>
+          </w:tcPr>
+          <w:p>
+            <w:pPr>
+              <w:spacing w:after="0" w:before="0"/>
+            </w:pPr>
+            <w:r>
+              <w:rPr>
+                <w:sz w:val="19"/>
+                <w:szCs w:val="19"/>
+              </w:rPr>
+              <w:t xml:space="preserve">To state exactly what quantity each letter in an equation stands for.</w:t>
+            </w:r>
+          </w:p>
+        </w:tc>
+        <w:tc>
+          <w:tcPr>
+            <w:tcW w:type="dxa" w:w="2200"/>
+            <w:tcMar>
+              <w:top w:type="dxa" w:w="60"/>
+              <w:left w:type="dxa" w:w="100"/>
+              <w:bottom w:type="dxa" w:w="60"/>
+              <w:right w:type="dxa" w:w="100"/>
+            </w:tcMar>
+            <w:vAlign w:val="top"/>
+          </w:tcPr>
+          <w:p>
+            <w:pPr>
+              <w:spacing w:after="30" w:before="0"/>
+            </w:pPr>
+            <w:r>
+              <w:rPr>
+                <w:i/>
+                <w:iCs/>
+                <w:color w:val="5E6E7E"/>
+                <w:sz w:val="18"/>
+                <w:szCs w:val="18"/>
+              </w:rPr>
+              <w:t xml:space="preserve">Not define the variables: write a counter-example that does not fit the rule.</w:t>
+            </w:r>
+          </w:p>
+          <w:p>
+            <w:pPr>
+              <w:spacing w:after="50" w:before="0"/>
+            </w:pPr>
+            <w:r>
+              <w:rPr>
+                <w:color w:val="BBBBBB"/>
+                <w:sz w:val="18"/>
+                <w:szCs w:val="18"/>
+              </w:rPr>
+              <w:t xml:space="preserve">____________________________</w:t>
+            </w:r>
+          </w:p>
+        </w:tc>
+        <w:tc>
+          <w:tcPr>
+            <w:tcW w:type="dxa" w:w="2200"/>
+            <w:tcMar>
+              <w:top w:type="dxa" w:w="60"/>
+              <w:left w:type="dxa" w:w="100"/>
+              <w:bottom w:type="dxa" w:w="60"/>
+              <w:right w:type="dxa" w:w="100"/>
+            </w:tcMar>
+            <w:vAlign w:val="top"/>
+          </w:tcPr>
+          <w:p>
+            <w:pPr>
+              <w:spacing w:after="0" w:before="0"/>
+            </w:pPr>
+            <w:r>
+              <w:rPr>
+                <w:i/>
+                <w:iCs/>
+                <w:color w:val="5E6E7E"/>
+                <w:sz w:val="18"/>
+                <w:szCs w:val="18"/>
+              </w:rPr>
+              <w:t xml:space="preserve">“Let m = months and c = total cost” — written before you solve.</w:t>
+            </w:r>
+          </w:p>
+        </w:tc>
+      </w:tr>
+      <w:tr>
+        <w:trPr>
+          <w:cantSplit/>
+        </w:trPr>
+        <w:tc>
+          <w:tcPr>
+            <w:tcW w:type="dxa" w:w="1800"/>
+            <w:tcMar>
+              <w:top w:type="dxa" w:w="60"/>
+              <w:left w:type="dxa" w:w="100"/>
+              <w:bottom w:type="dxa" w:w="60"/>
+              <w:right w:type="dxa" w:w="100"/>
+            </w:tcMar>
+            <w:vAlign w:val="top"/>
+          </w:tcPr>
+          <w:p>
+            <w:pPr>
+              <w:spacing w:after="20" w:before="0"/>
+            </w:pPr>
+            <w:r>
+              <w:rPr>
+                <w:b/>
+                <w:bCs/>
+                <w:color w:val="0F2B3C"/>
+                <w:sz w:val="20"/>
+                <w:szCs w:val="20"/>
+              </w:rPr>
+              <w:t xml:space="preserve">Constant</w:t>
+            </w:r>
+          </w:p>
+          <w:p>
+            <w:pPr>
+              <w:spacing w:after="0" w:before="0"/>
+            </w:pPr>
+            <w:r>
+              <w:rPr>
+                <w:i/>
+                <w:iCs/>
+                <w:color w:val="5E6E7E"/>
+                <w:sz w:val="18"/>
+                <w:szCs w:val="18"/>
+              </w:rPr>
+              <w:t xml:space="preserve">Constante</w:t>
+            </w:r>
+          </w:p>
+        </w:tc>
+        <w:tc>
+          <w:tcPr>
+            <w:tcW w:type="dxa" w:w="3160"/>
+            <w:tcMar>
+              <w:top w:type="dxa" w:w="60"/>
+              <w:left w:type="dxa" w:w="100"/>
+              <w:bottom w:type="dxa" w:w="60"/>
+              <w:right w:type="dxa" w:w="100"/>
+            </w:tcMar>
+            <w:vAlign w:val="top"/>
+          </w:tcPr>
+          <w:p>
+            <w:pPr>
+              <w:spacing w:after="0" w:before="0"/>
+            </w:pPr>
+            <w:r>
+              <w:rPr>
+                <w:sz w:val="19"/>
+                <w:szCs w:val="19"/>
+              </w:rPr>
+              <w:t xml:space="preserve">A number in an equation that never changes.</w:t>
+            </w:r>
+          </w:p>
+        </w:tc>
+        <w:tc>
+          <w:tcPr>
+            <w:tcW w:type="dxa" w:w="2200"/>
+            <w:tcMar>
+              <w:top w:type="dxa" w:w="60"/>
+              <w:left w:type="dxa" w:w="100"/>
+              <w:bottom w:type="dxa" w:w="60"/>
+              <w:right w:type="dxa" w:w="100"/>
+            </w:tcMar>
+            <w:vAlign w:val="top"/>
+          </w:tcPr>
+          <w:p>
+            <w:pPr>
+              <w:spacing w:after="30" w:before="0"/>
+            </w:pPr>
+            <w:r>
+              <w:rPr>
+                <w:i/>
+                <w:iCs/>
+                <w:color w:val="5E6E7E"/>
+                <w:sz w:val="18"/>
+                <w:szCs w:val="18"/>
+              </w:rPr>
+              <w:t xml:space="preserve">Not Constant: write a counter-example that does not fit the rule.</w:t>
+            </w:r>
+          </w:p>
+          <w:p>
+            <w:pPr>
+              <w:spacing w:after="50" w:before="0"/>
+            </w:pPr>
+            <w:r>
+              <w:rPr>
+                <w:color w:val="BBBBBB"/>
+                <w:sz w:val="18"/>
+                <w:szCs w:val="18"/>
+              </w:rPr>
+              <w:t xml:space="preserve">____________________________</w:t>
+            </w:r>
+          </w:p>
+        </w:tc>
+        <w:tc>
+          <w:tcPr>
+            <w:tcW w:type="dxa" w:w="2200"/>
+            <w:tcMar>
+              <w:top w:type="dxa" w:w="60"/>
+              <w:left w:type="dxa" w:w="100"/>
+              <w:bottom w:type="dxa" w:w="60"/>
+              <w:right w:type="dxa" w:w="100"/>
+            </w:tcMar>
+            <w:vAlign w:val="top"/>
+          </w:tcPr>
+          <w:p>
+            <w:pPr>
+              <w:spacing w:after="0" w:before="0"/>
+            </w:pPr>
+            <w:r>
+              <w:rPr>
+                <w:i/>
+                <w:iCs/>
+                <w:color w:val="5E6E7E"/>
+                <w:sz w:val="18"/>
+                <w:szCs w:val="18"/>
+              </w:rPr>
+              <w:t xml:space="preserve">The 5 in y = 5x</w:t>
+            </w:r>
+          </w:p>
+        </w:tc>
+      </w:tr>
+    </w:tbl>
+    <w:p>
+      <w:pPr>
+        <w:spacing w:after="120" w:before="140"/>
       </w:pPr>
       <w:r>
         <w:rPr>
@@ -157,131 +1133,980 @@
         <w:t xml:space="preserve">Pon el número en lugar de la letra.</w:t>
       </w:r>
     </w:p>
-    <w:p>
-      <w:pPr>
-        <w:spacing w:after="40" w:before="0"/>
-      </w:pPr>
-      <w:r>
-        <w:rPr>
-          <w:sz w:val="22"/>
-          <w:szCs w:val="22"/>
-        </w:rPr>
-        <w:t xml:space="preserve">1.  What is 15h when h = 2?</w:t>
-      </w:r>
-    </w:p>
+    <w:tbl>
+      <w:tblPr>
+        <w:tblW w:type="dxa" w:w="9360"/>
+        <w:tblBorders>
+          <w:top w:val="single" w:color="C7D2DD" w:sz="6"/>
+          <w:left w:val="single" w:color="C7D2DD" w:sz="6"/>
+          <w:bottom w:val="single" w:color="C7D2DD" w:sz="6"/>
+          <w:right w:val="single" w:color="C7D2DD" w:sz="6"/>
+          <w:insideH w:val="single" w:color="C7D2DD" w:sz="6"/>
+          <w:insideV w:val="single" w:color="C7D2DD" w:sz="6"/>
+        </w:tblBorders>
+      </w:tblPr>
+      <w:tblGrid>
+        <w:gridCol w:w="2800"/>
+        <w:gridCol w:w="3560"/>
+        <w:gridCol w:w="3000"/>
+      </w:tblGrid>
+      <w:tr>
+        <w:trPr>
+          <w:cantSplit/>
+          <w:tblHeader/>
+        </w:trPr>
+        <w:tc>
+          <w:tcPr>
+            <w:tcW w:type="dxa" w:w="2800"/>
+            <w:shd w:fill="EEF4F8" w:color="auto" w:val="clear"/>
+            <w:tcMar>
+              <w:top w:type="dxa" w:w="60"/>
+              <w:left w:type="dxa" w:w="100"/>
+              <w:bottom w:type="dxa" w:w="60"/>
+              <w:right w:type="dxa" w:w="100"/>
+            </w:tcMar>
+          </w:tcPr>
+          <w:p>
+            <w:pPr>
+              <w:spacing w:after="0" w:before="0"/>
+            </w:pPr>
+            <w:r>
+              <w:rPr>
+                <w:b/>
+                <w:bCs/>
+                <w:color w:val="0F2B3C"/>
+                <w:sz w:val="16"/>
+                <w:szCs w:val="16"/>
+              </w:rPr>
+              <w:t xml:space="preserve">CORE PROBLEM / GIVEN REPRESENTATION</w:t>
+            </w:r>
+          </w:p>
+        </w:tc>
+        <w:tc>
+          <w:tcPr>
+            <w:tcW w:type="dxa" w:w="3560"/>
+            <w:shd w:fill="EEF4F8" w:color="auto" w:val="clear"/>
+            <w:tcMar>
+              <w:top w:type="dxa" w:w="60"/>
+              <w:left w:type="dxa" w:w="100"/>
+              <w:bottom w:type="dxa" w:w="60"/>
+              <w:right w:type="dxa" w:w="100"/>
+            </w:tcMar>
+          </w:tcPr>
+          <w:p>
+            <w:pPr>
+              <w:spacing w:after="0" w:before="0"/>
+            </w:pPr>
+            <w:r>
+              <w:rPr>
+                <w:b/>
+                <w:bCs/>
+                <w:color w:val="0F2B3C"/>
+                <w:sz w:val="16"/>
+                <w:szCs w:val="16"/>
+              </w:rPr>
+              <w:t xml:space="preserve">WORKING SPACE / CALCULATION STEPS</w:t>
+            </w:r>
+          </w:p>
+        </w:tc>
+        <w:tc>
+          <w:tcPr>
+            <w:tcW w:type="dxa" w:w="3000"/>
+            <w:shd w:fill="FBF3E2" w:color="auto" w:val="clear"/>
+            <w:tcMar>
+              <w:top w:type="dxa" w:w="60"/>
+              <w:left w:type="dxa" w:w="100"/>
+              <w:bottom w:type="dxa" w:w="60"/>
+              <w:right w:type="dxa" w:w="100"/>
+            </w:tcMar>
+          </w:tcPr>
+          <w:p>
+            <w:pPr>
+              <w:spacing w:after="0" w:before="0"/>
+            </w:pPr>
+            <w:r>
+              <w:rPr>
+                <w:b/>
+                <w:bCs/>
+                <w:color w:val="7A5400"/>
+                <w:sz w:val="16"/>
+                <w:szCs w:val="16"/>
+              </w:rPr>
+              <w:t xml:space="preserve">EXPLAIN YOUR REASONING</w:t>
+            </w:r>
+          </w:p>
+        </w:tc>
+      </w:tr>
+      <w:tr>
+        <w:trPr>
+          <w:cantSplit/>
+        </w:trPr>
+        <w:tc>
+          <w:tcPr>
+            <w:tcW w:type="dxa" w:w="2800"/>
+            <w:tcMar>
+              <w:top w:type="dxa" w:w="80"/>
+              <w:left w:type="dxa" w:w="100"/>
+              <w:bottom w:type="dxa" w:w="80"/>
+              <w:right w:type="dxa" w:w="100"/>
+            </w:tcMar>
+            <w:vAlign w:val="top"/>
+          </w:tcPr>
+          <w:p>
+            <w:pPr>
+              <w:spacing w:after="40" w:before="0"/>
+            </w:pPr>
+            <w:r>
+              <w:rPr>
+                <w:b/>
+                <w:bCs/>
+                <w:color w:val="0F2B3C"/>
+                <w:sz w:val="20"/>
+                <w:szCs w:val="20"/>
+              </w:rPr>
+              <w:t xml:space="preserve">1.  What is 15h when h = 2?</w:t>
+            </w:r>
+          </w:p>
+          <w:p>
+            <w:pPr>
+              <w:spacing w:after="40" w:before="0"/>
+            </w:pPr>
+            <w:r>
+              <w:rPr>
+                <w:i/>
+                <w:iCs/>
+                <w:color w:val="3F4D5C"/>
+                <w:sz w:val="20"/>
+                <w:szCs w:val="20"/>
+              </w:rPr>
+              <w:t xml:space="preserve">A. ¿Cuánto es 15h cuando h = 2?</w:t>
+            </w:r>
+          </w:p>
+        </w:tc>
+        <w:tc>
+          <w:tcPr>
+            <w:tcW w:type="dxa" w:w="3560"/>
+            <w:tcMar>
+              <w:top w:type="dxa" w:w="80"/>
+              <w:left w:type="dxa" w:w="100"/>
+              <w:bottom w:type="dxa" w:w="80"/>
+              <w:right w:type="dxa" w:w="100"/>
+            </w:tcMar>
+            <w:vAlign w:val="top"/>
+          </w:tcPr>
+          <w:p>
+            <w:pPr>
+              <w:spacing w:after="50" w:before="0"/>
+            </w:pPr>
+            <w:r>
+              <w:rPr>
+                <w:color w:val="BBBBBB"/>
+                <w:sz w:val="18"/>
+                <w:szCs w:val="18"/>
+              </w:rPr>
+              <w:t xml:space="preserve">____________________________</w:t>
+            </w:r>
+          </w:p>
+          <w:p>
+            <w:pPr>
+              <w:spacing w:after="50" w:before="0"/>
+            </w:pPr>
+            <w:r>
+              <w:rPr>
+                <w:color w:val="BBBBBB"/>
+                <w:sz w:val="18"/>
+                <w:szCs w:val="18"/>
+              </w:rPr>
+              <w:t xml:space="preserve">____________________________</w:t>
+            </w:r>
+          </w:p>
+          <w:p>
+            <w:pPr>
+              <w:spacing w:after="50" w:before="0"/>
+            </w:pPr>
+            <w:r>
+              <w:rPr>
+                <w:color w:val="BBBBBB"/>
+                <w:sz w:val="18"/>
+                <w:szCs w:val="18"/>
+              </w:rPr>
+              <w:t xml:space="preserve">____________________________</w:t>
+            </w:r>
+          </w:p>
+          <w:p>
+            <w:pPr>
+              <w:spacing w:after="50" w:before="0"/>
+            </w:pPr>
+            <w:r>
+              <w:rPr>
+                <w:color w:val="BBBBBB"/>
+                <w:sz w:val="18"/>
+                <w:szCs w:val="18"/>
+              </w:rPr>
+              <w:t xml:space="preserve">____________________________</w:t>
+            </w:r>
+          </w:p>
+        </w:tc>
+        <w:tc>
+          <w:tcPr>
+            <w:tcW w:type="dxa" w:w="3000"/>
+            <w:shd w:fill="FBF3E2" w:color="auto" w:val="clear"/>
+            <w:tcMar>
+              <w:top w:type="dxa" w:w="80"/>
+              <w:left w:type="dxa" w:w="100"/>
+              <w:bottom w:type="dxa" w:w="80"/>
+              <w:right w:type="dxa" w:w="100"/>
+            </w:tcMar>
+            <w:vAlign w:val="top"/>
+          </w:tcPr>
+          <w:p>
+            <w:pPr>
+              <w:spacing w:after="30" w:before="0"/>
+            </w:pPr>
+            <w:r>
+              <w:rPr>
+                <w:b/>
+                <w:bCs/>
+                <w:color w:val="0F2B3C"/>
+                <w:sz w:val="18"/>
+                <w:szCs w:val="18"/>
+              </w:rPr>
+              <w:t xml:space="preserve">Because... ________________</w:t>
+            </w:r>
+          </w:p>
+          <w:p>
+            <w:pPr>
+              <w:spacing w:after="50" w:before="0"/>
+            </w:pPr>
+            <w:r>
+              <w:rPr>
+                <w:color w:val="BBBBBB"/>
+                <w:sz w:val="18"/>
+                <w:szCs w:val="18"/>
+              </w:rPr>
+              <w:t xml:space="preserve">____________________________</w:t>
+            </w:r>
+          </w:p>
+          <w:p>
+            <w:pPr>
+              <w:spacing w:after="30" w:before="40"/>
+            </w:pPr>
+            <w:r>
+              <w:rPr>
+                <w:b/>
+                <w:bCs/>
+                <w:color w:val="1A6FB5"/>
+                <w:sz w:val="18"/>
+                <w:szCs w:val="18"/>
+              </w:rPr>
+              <w:t xml:space="preserve">Although... _______________</w:t>
+            </w:r>
+          </w:p>
+          <w:p>
+            <w:pPr>
+              <w:spacing w:after="50" w:before="0"/>
+            </w:pPr>
+            <w:r>
+              <w:rPr>
+                <w:color w:val="BBBBBB"/>
+                <w:sz w:val="18"/>
+                <w:szCs w:val="18"/>
+              </w:rPr>
+              <w:t xml:space="preserve">____________________________</w:t>
+            </w:r>
+          </w:p>
+          <w:p>
+            <w:pPr>
+              <w:spacing w:after="30" w:before="40"/>
+            </w:pPr>
+            <w:r>
+              <w:rPr>
+                <w:b/>
+                <w:bCs/>
+                <w:color w:val="7A5400"/>
+                <w:sz w:val="18"/>
+                <w:szCs w:val="18"/>
+              </w:rPr>
+              <w:t xml:space="preserve">Therefore... ______________</w:t>
+            </w:r>
+          </w:p>
+          <w:p>
+            <w:pPr>
+              <w:spacing w:after="50" w:before="0"/>
+            </w:pPr>
+            <w:r>
+              <w:rPr>
+                <w:color w:val="BBBBBB"/>
+                <w:sz w:val="18"/>
+                <w:szCs w:val="18"/>
+              </w:rPr>
+              <w:t xml:space="preserve">____________________________</w:t>
+            </w:r>
+          </w:p>
+        </w:tc>
+      </w:tr>
+    </w:tbl>
     <w:p>
       <w:pPr>
         <w:spacing w:after="60" w:before="0"/>
       </w:pPr>
       <w:r>
-        <w:rPr>
-          <w:i/>
-          <w:iCs/>
-          <w:color w:val="3F4D5C"/>
-          <w:sz w:val="20"/>
-          <w:szCs w:val="20"/>
-        </w:rPr>
-        <w:t xml:space="preserve">A. ¿Cuánto es 15h cuando h = 2?</w:t>
-      </w:r>
-    </w:p>
-    <w:p>
-      <w:pPr>
-        <w:spacing w:after="80" w:before="0"/>
-      </w:pPr>
-      <w:r>
-        <w:rPr>
-          <w:color w:val="BBBBBB"/>
-        </w:rPr>
-        <w:t xml:space="preserve">____________________________________________________</w:t>
-      </w:r>
-    </w:p>
-    <w:p>
-      <w:pPr>
-        <w:spacing w:after="40" w:before="0"/>
-      </w:pPr>
-      <w:r>
-        <w:rPr>
-          <w:sz w:val="22"/>
-          <w:szCs w:val="22"/>
-        </w:rPr>
-        <w:t xml:space="preserve">2.  What is 9h when h = 5?</w:t>
-      </w:r>
-    </w:p>
+        <w:t xml:space="preserve"/>
+      </w:r>
+    </w:p>
+    <w:tbl>
+      <w:tblPr>
+        <w:tblW w:type="dxa" w:w="9360"/>
+        <w:tblBorders>
+          <w:top w:val="single" w:color="C7D2DD" w:sz="6"/>
+          <w:left w:val="single" w:color="C7D2DD" w:sz="6"/>
+          <w:bottom w:val="single" w:color="C7D2DD" w:sz="6"/>
+          <w:right w:val="single" w:color="C7D2DD" w:sz="6"/>
+          <w:insideH w:val="single" w:color="C7D2DD" w:sz="6"/>
+          <w:insideV w:val="single" w:color="C7D2DD" w:sz="6"/>
+        </w:tblBorders>
+      </w:tblPr>
+      <w:tblGrid>
+        <w:gridCol w:w="2800"/>
+        <w:gridCol w:w="3560"/>
+        <w:gridCol w:w="3000"/>
+      </w:tblGrid>
+      <w:tr>
+        <w:trPr>
+          <w:cantSplit/>
+          <w:tblHeader/>
+        </w:trPr>
+        <w:tc>
+          <w:tcPr>
+            <w:tcW w:type="dxa" w:w="2800"/>
+            <w:shd w:fill="EEF4F8" w:color="auto" w:val="clear"/>
+            <w:tcMar>
+              <w:top w:type="dxa" w:w="60"/>
+              <w:left w:type="dxa" w:w="100"/>
+              <w:bottom w:type="dxa" w:w="60"/>
+              <w:right w:type="dxa" w:w="100"/>
+            </w:tcMar>
+          </w:tcPr>
+          <w:p>
+            <w:pPr>
+              <w:spacing w:after="0" w:before="0"/>
+            </w:pPr>
+            <w:r>
+              <w:rPr>
+                <w:b/>
+                <w:bCs/>
+                <w:color w:val="0F2B3C"/>
+                <w:sz w:val="16"/>
+                <w:szCs w:val="16"/>
+              </w:rPr>
+              <w:t xml:space="preserve">CORE PROBLEM / GIVEN REPRESENTATION</w:t>
+            </w:r>
+          </w:p>
+        </w:tc>
+        <w:tc>
+          <w:tcPr>
+            <w:tcW w:type="dxa" w:w="3560"/>
+            <w:shd w:fill="EEF4F8" w:color="auto" w:val="clear"/>
+            <w:tcMar>
+              <w:top w:type="dxa" w:w="60"/>
+              <w:left w:type="dxa" w:w="100"/>
+              <w:bottom w:type="dxa" w:w="60"/>
+              <w:right w:type="dxa" w:w="100"/>
+            </w:tcMar>
+          </w:tcPr>
+          <w:p>
+            <w:pPr>
+              <w:spacing w:after="0" w:before="0"/>
+            </w:pPr>
+            <w:r>
+              <w:rPr>
+                <w:b/>
+                <w:bCs/>
+                <w:color w:val="0F2B3C"/>
+                <w:sz w:val="16"/>
+                <w:szCs w:val="16"/>
+              </w:rPr>
+              <w:t xml:space="preserve">WORKING SPACE / CALCULATION STEPS</w:t>
+            </w:r>
+          </w:p>
+        </w:tc>
+        <w:tc>
+          <w:tcPr>
+            <w:tcW w:type="dxa" w:w="3000"/>
+            <w:shd w:fill="FBF3E2" w:color="auto" w:val="clear"/>
+            <w:tcMar>
+              <w:top w:type="dxa" w:w="60"/>
+              <w:left w:type="dxa" w:w="100"/>
+              <w:bottom w:type="dxa" w:w="60"/>
+              <w:right w:type="dxa" w:w="100"/>
+            </w:tcMar>
+          </w:tcPr>
+          <w:p>
+            <w:pPr>
+              <w:spacing w:after="0" w:before="0"/>
+            </w:pPr>
+            <w:r>
+              <w:rPr>
+                <w:b/>
+                <w:bCs/>
+                <w:color w:val="7A5400"/>
+                <w:sz w:val="16"/>
+                <w:szCs w:val="16"/>
+              </w:rPr>
+              <w:t xml:space="preserve">EXPLAIN YOUR REASONING</w:t>
+            </w:r>
+          </w:p>
+        </w:tc>
+      </w:tr>
+      <w:tr>
+        <w:trPr>
+          <w:cantSplit/>
+        </w:trPr>
+        <w:tc>
+          <w:tcPr>
+            <w:tcW w:type="dxa" w:w="2800"/>
+            <w:tcMar>
+              <w:top w:type="dxa" w:w="80"/>
+              <w:left w:type="dxa" w:w="100"/>
+              <w:bottom w:type="dxa" w:w="80"/>
+              <w:right w:type="dxa" w:w="100"/>
+            </w:tcMar>
+            <w:vAlign w:val="top"/>
+          </w:tcPr>
+          <w:p>
+            <w:pPr>
+              <w:spacing w:after="40" w:before="0"/>
+            </w:pPr>
+            <w:r>
+              <w:rPr>
+                <w:b/>
+                <w:bCs/>
+                <w:color w:val="0F2B3C"/>
+                <w:sz w:val="20"/>
+                <w:szCs w:val="20"/>
+              </w:rPr>
+              <w:t xml:space="preserve">2.  What is 9h when h = 5?</w:t>
+            </w:r>
+          </w:p>
+          <w:p>
+            <w:pPr>
+              <w:spacing w:after="40" w:before="0"/>
+            </w:pPr>
+            <w:r>
+              <w:rPr>
+                <w:i/>
+                <w:iCs/>
+                <w:color w:val="3F4D5C"/>
+                <w:sz w:val="20"/>
+                <w:szCs w:val="20"/>
+              </w:rPr>
+              <w:t xml:space="preserve">B. ¿Cuánto es 9h cuando h = 5?</w:t>
+            </w:r>
+          </w:p>
+        </w:tc>
+        <w:tc>
+          <w:tcPr>
+            <w:tcW w:type="dxa" w:w="3560"/>
+            <w:tcMar>
+              <w:top w:type="dxa" w:w="80"/>
+              <w:left w:type="dxa" w:w="100"/>
+              <w:bottom w:type="dxa" w:w="80"/>
+              <w:right w:type="dxa" w:w="100"/>
+            </w:tcMar>
+            <w:vAlign w:val="top"/>
+          </w:tcPr>
+          <w:p>
+            <w:pPr>
+              <w:spacing w:after="50" w:before="0"/>
+            </w:pPr>
+            <w:r>
+              <w:rPr>
+                <w:color w:val="BBBBBB"/>
+                <w:sz w:val="18"/>
+                <w:szCs w:val="18"/>
+              </w:rPr>
+              <w:t xml:space="preserve">____________________________</w:t>
+            </w:r>
+          </w:p>
+          <w:p>
+            <w:pPr>
+              <w:spacing w:after="50" w:before="0"/>
+            </w:pPr>
+            <w:r>
+              <w:rPr>
+                <w:color w:val="BBBBBB"/>
+                <w:sz w:val="18"/>
+                <w:szCs w:val="18"/>
+              </w:rPr>
+              <w:t xml:space="preserve">____________________________</w:t>
+            </w:r>
+          </w:p>
+          <w:p>
+            <w:pPr>
+              <w:spacing w:after="50" w:before="0"/>
+            </w:pPr>
+            <w:r>
+              <w:rPr>
+                <w:color w:val="BBBBBB"/>
+                <w:sz w:val="18"/>
+                <w:szCs w:val="18"/>
+              </w:rPr>
+              <w:t xml:space="preserve">____________________________</w:t>
+            </w:r>
+          </w:p>
+          <w:p>
+            <w:pPr>
+              <w:spacing w:after="50" w:before="0"/>
+            </w:pPr>
+            <w:r>
+              <w:rPr>
+                <w:color w:val="BBBBBB"/>
+                <w:sz w:val="18"/>
+                <w:szCs w:val="18"/>
+              </w:rPr>
+              <w:t xml:space="preserve">____________________________</w:t>
+            </w:r>
+          </w:p>
+        </w:tc>
+        <w:tc>
+          <w:tcPr>
+            <w:tcW w:type="dxa" w:w="3000"/>
+            <w:shd w:fill="FBF3E2" w:color="auto" w:val="clear"/>
+            <w:tcMar>
+              <w:top w:type="dxa" w:w="80"/>
+              <w:left w:type="dxa" w:w="100"/>
+              <w:bottom w:type="dxa" w:w="80"/>
+              <w:right w:type="dxa" w:w="100"/>
+            </w:tcMar>
+            <w:vAlign w:val="top"/>
+          </w:tcPr>
+          <w:p>
+            <w:pPr>
+              <w:spacing w:after="30" w:before="0"/>
+            </w:pPr>
+            <w:r>
+              <w:rPr>
+                <w:b/>
+                <w:bCs/>
+                <w:color w:val="0F2B3C"/>
+                <w:sz w:val="18"/>
+                <w:szCs w:val="18"/>
+              </w:rPr>
+              <w:t xml:space="preserve">Because... ________________</w:t>
+            </w:r>
+          </w:p>
+          <w:p>
+            <w:pPr>
+              <w:spacing w:after="50" w:before="0"/>
+            </w:pPr>
+            <w:r>
+              <w:rPr>
+                <w:color w:val="BBBBBB"/>
+                <w:sz w:val="18"/>
+                <w:szCs w:val="18"/>
+              </w:rPr>
+              <w:t xml:space="preserve">____________________________</w:t>
+            </w:r>
+          </w:p>
+          <w:p>
+            <w:pPr>
+              <w:spacing w:after="30" w:before="40"/>
+            </w:pPr>
+            <w:r>
+              <w:rPr>
+                <w:b/>
+                <w:bCs/>
+                <w:color w:val="1A6FB5"/>
+                <w:sz w:val="18"/>
+                <w:szCs w:val="18"/>
+              </w:rPr>
+              <w:t xml:space="preserve">Although... _______________</w:t>
+            </w:r>
+          </w:p>
+          <w:p>
+            <w:pPr>
+              <w:spacing w:after="50" w:before="0"/>
+            </w:pPr>
+            <w:r>
+              <w:rPr>
+                <w:color w:val="BBBBBB"/>
+                <w:sz w:val="18"/>
+                <w:szCs w:val="18"/>
+              </w:rPr>
+              <w:t xml:space="preserve">____________________________</w:t>
+            </w:r>
+          </w:p>
+          <w:p>
+            <w:pPr>
+              <w:spacing w:after="30" w:before="40"/>
+            </w:pPr>
+            <w:r>
+              <w:rPr>
+                <w:b/>
+                <w:bCs/>
+                <w:color w:val="7A5400"/>
+                <w:sz w:val="18"/>
+                <w:szCs w:val="18"/>
+              </w:rPr>
+              <w:t xml:space="preserve">Therefore... ______________</w:t>
+            </w:r>
+          </w:p>
+          <w:p>
+            <w:pPr>
+              <w:spacing w:after="50" w:before="0"/>
+            </w:pPr>
+            <w:r>
+              <w:rPr>
+                <w:color w:val="BBBBBB"/>
+                <w:sz w:val="18"/>
+                <w:szCs w:val="18"/>
+              </w:rPr>
+              <w:t xml:space="preserve">____________________________</w:t>
+            </w:r>
+          </w:p>
+        </w:tc>
+      </w:tr>
+    </w:tbl>
     <w:p>
       <w:pPr>
         <w:spacing w:after="60" w:before="0"/>
       </w:pPr>
       <w:r>
-        <w:rPr>
-          <w:i/>
-          <w:iCs/>
-          <w:color w:val="3F4D5C"/>
-          <w:sz w:val="20"/>
-          <w:szCs w:val="20"/>
-        </w:rPr>
-        <w:t xml:space="preserve">B. ¿Cuánto es 9h cuando h = 5?</w:t>
-      </w:r>
-    </w:p>
-    <w:p>
-      <w:pPr>
-        <w:spacing w:after="80" w:before="0"/>
-      </w:pPr>
-      <w:r>
-        <w:rPr>
-          <w:color w:val="BBBBBB"/>
-        </w:rPr>
-        <w:t xml:space="preserve">____________________________________________________</w:t>
-      </w:r>
-    </w:p>
-    <w:p>
-      <w:pPr>
-        <w:spacing w:after="40" w:before="0"/>
-      </w:pPr>
-      <w:r>
-        <w:rPr>
-          <w:sz w:val="22"/>
-          <w:szCs w:val="22"/>
-        </w:rPr>
-        <w:t xml:space="preserve">3.  What does 4m mean?</w:t>
-      </w:r>
-    </w:p>
+        <w:t xml:space="preserve"/>
+      </w:r>
+    </w:p>
+    <w:tbl>
+      <w:tblPr>
+        <w:tblW w:type="dxa" w:w="9360"/>
+        <w:tblBorders>
+          <w:top w:val="single" w:color="C7D2DD" w:sz="6"/>
+          <w:left w:val="single" w:color="C7D2DD" w:sz="6"/>
+          <w:bottom w:val="single" w:color="C7D2DD" w:sz="6"/>
+          <w:right w:val="single" w:color="C7D2DD" w:sz="6"/>
+          <w:insideH w:val="single" w:color="C7D2DD" w:sz="6"/>
+          <w:insideV w:val="single" w:color="C7D2DD" w:sz="6"/>
+        </w:tblBorders>
+      </w:tblPr>
+      <w:tblGrid>
+        <w:gridCol w:w="2800"/>
+        <w:gridCol w:w="3560"/>
+        <w:gridCol w:w="3000"/>
+      </w:tblGrid>
+      <w:tr>
+        <w:trPr>
+          <w:cantSplit/>
+          <w:tblHeader/>
+        </w:trPr>
+        <w:tc>
+          <w:tcPr>
+            <w:tcW w:type="dxa" w:w="2800"/>
+            <w:shd w:fill="EEF4F8" w:color="auto" w:val="clear"/>
+            <w:tcMar>
+              <w:top w:type="dxa" w:w="60"/>
+              <w:left w:type="dxa" w:w="100"/>
+              <w:bottom w:type="dxa" w:w="60"/>
+              <w:right w:type="dxa" w:w="100"/>
+            </w:tcMar>
+          </w:tcPr>
+          <w:p>
+            <w:pPr>
+              <w:spacing w:after="0" w:before="0"/>
+            </w:pPr>
+            <w:r>
+              <w:rPr>
+                <w:b/>
+                <w:bCs/>
+                <w:color w:val="0F2B3C"/>
+                <w:sz w:val="16"/>
+                <w:szCs w:val="16"/>
+              </w:rPr>
+              <w:t xml:space="preserve">CORE PROBLEM / GIVEN REPRESENTATION</w:t>
+            </w:r>
+          </w:p>
+        </w:tc>
+        <w:tc>
+          <w:tcPr>
+            <w:tcW w:type="dxa" w:w="3560"/>
+            <w:shd w:fill="EEF4F8" w:color="auto" w:val="clear"/>
+            <w:tcMar>
+              <w:top w:type="dxa" w:w="60"/>
+              <w:left w:type="dxa" w:w="100"/>
+              <w:bottom w:type="dxa" w:w="60"/>
+              <w:right w:type="dxa" w:w="100"/>
+            </w:tcMar>
+          </w:tcPr>
+          <w:p>
+            <w:pPr>
+              <w:spacing w:after="0" w:before="0"/>
+            </w:pPr>
+            <w:r>
+              <w:rPr>
+                <w:b/>
+                <w:bCs/>
+                <w:color w:val="0F2B3C"/>
+                <w:sz w:val="16"/>
+                <w:szCs w:val="16"/>
+              </w:rPr>
+              <w:t xml:space="preserve">WORKING SPACE / CALCULATION STEPS</w:t>
+            </w:r>
+          </w:p>
+        </w:tc>
+        <w:tc>
+          <w:tcPr>
+            <w:tcW w:type="dxa" w:w="3000"/>
+            <w:shd w:fill="FBF3E2" w:color="auto" w:val="clear"/>
+            <w:tcMar>
+              <w:top w:type="dxa" w:w="60"/>
+              <w:left w:type="dxa" w:w="100"/>
+              <w:bottom w:type="dxa" w:w="60"/>
+              <w:right w:type="dxa" w:w="100"/>
+            </w:tcMar>
+          </w:tcPr>
+          <w:p>
+            <w:pPr>
+              <w:spacing w:after="0" w:before="0"/>
+            </w:pPr>
+            <w:r>
+              <w:rPr>
+                <w:b/>
+                <w:bCs/>
+                <w:color w:val="7A5400"/>
+                <w:sz w:val="16"/>
+                <w:szCs w:val="16"/>
+              </w:rPr>
+              <w:t xml:space="preserve">EXPLAIN YOUR REASONING</w:t>
+            </w:r>
+          </w:p>
+        </w:tc>
+      </w:tr>
+      <w:tr>
+        <w:trPr>
+          <w:cantSplit/>
+        </w:trPr>
+        <w:tc>
+          <w:tcPr>
+            <w:tcW w:type="dxa" w:w="2800"/>
+            <w:tcMar>
+              <w:top w:type="dxa" w:w="80"/>
+              <w:left w:type="dxa" w:w="100"/>
+              <w:bottom w:type="dxa" w:w="80"/>
+              <w:right w:type="dxa" w:w="100"/>
+            </w:tcMar>
+            <w:vAlign w:val="top"/>
+          </w:tcPr>
+          <w:p>
+            <w:pPr>
+              <w:spacing w:after="40" w:before="0"/>
+            </w:pPr>
+            <w:r>
+              <w:rPr>
+                <w:b/>
+                <w:bCs/>
+                <w:color w:val="0F2B3C"/>
+                <w:sz w:val="20"/>
+                <w:szCs w:val="20"/>
+              </w:rPr>
+              <w:t xml:space="preserve">3.  What does 4m mean?</w:t>
+            </w:r>
+          </w:p>
+          <w:p>
+            <w:pPr>
+              <w:spacing w:after="40" w:before="0"/>
+            </w:pPr>
+            <w:r>
+              <w:rPr>
+                <w:i/>
+                <w:iCs/>
+                <w:color w:val="3F4D5C"/>
+                <w:sz w:val="20"/>
+                <w:szCs w:val="20"/>
+              </w:rPr>
+              <w:t xml:space="preserve">C. ¿Qué significa 4m?</w:t>
+            </w:r>
+          </w:p>
+          <w:p>
+            <w:pPr>
+              <w:spacing w:after="0" w:before="0"/>
+            </w:pPr>
+            <w:r>
+              <w:rPr>
+                <w:color w:val="5E6E7E"/>
+                <w:sz w:val="18"/>
+                <w:szCs w:val="18"/>
+              </w:rPr>
+              <w:t xml:space="preserve">Choices: 4 + m   /   4 × m   /   the number 4 followed by m</w:t>
+            </w:r>
+          </w:p>
+        </w:tc>
+        <w:tc>
+          <w:tcPr>
+            <w:tcW w:type="dxa" w:w="3560"/>
+            <w:tcMar>
+              <w:top w:type="dxa" w:w="80"/>
+              <w:left w:type="dxa" w:w="100"/>
+              <w:bottom w:type="dxa" w:w="80"/>
+              <w:right w:type="dxa" w:w="100"/>
+            </w:tcMar>
+            <w:vAlign w:val="top"/>
+          </w:tcPr>
+          <w:p>
+            <w:pPr>
+              <w:spacing w:after="50" w:before="0"/>
+            </w:pPr>
+            <w:r>
+              <w:rPr>
+                <w:color w:val="BBBBBB"/>
+                <w:sz w:val="18"/>
+                <w:szCs w:val="18"/>
+              </w:rPr>
+              <w:t xml:space="preserve">____________________________</w:t>
+            </w:r>
+          </w:p>
+          <w:p>
+            <w:pPr>
+              <w:spacing w:after="50" w:before="0"/>
+            </w:pPr>
+            <w:r>
+              <w:rPr>
+                <w:color w:val="BBBBBB"/>
+                <w:sz w:val="18"/>
+                <w:szCs w:val="18"/>
+              </w:rPr>
+              <w:t xml:space="preserve">____________________________</w:t>
+            </w:r>
+          </w:p>
+          <w:p>
+            <w:pPr>
+              <w:spacing w:after="50" w:before="0"/>
+            </w:pPr>
+            <w:r>
+              <w:rPr>
+                <w:color w:val="BBBBBB"/>
+                <w:sz w:val="18"/>
+                <w:szCs w:val="18"/>
+              </w:rPr>
+              <w:t xml:space="preserve">____________________________</w:t>
+            </w:r>
+          </w:p>
+          <w:p>
+            <w:pPr>
+              <w:spacing w:after="50" w:before="0"/>
+            </w:pPr>
+            <w:r>
+              <w:rPr>
+                <w:color w:val="BBBBBB"/>
+                <w:sz w:val="18"/>
+                <w:szCs w:val="18"/>
+              </w:rPr>
+              <w:t xml:space="preserve">____________________________</w:t>
+            </w:r>
+          </w:p>
+        </w:tc>
+        <w:tc>
+          <w:tcPr>
+            <w:tcW w:type="dxa" w:w="3000"/>
+            <w:shd w:fill="FBF3E2" w:color="auto" w:val="clear"/>
+            <w:tcMar>
+              <w:top w:type="dxa" w:w="80"/>
+              <w:left w:type="dxa" w:w="100"/>
+              <w:bottom w:type="dxa" w:w="80"/>
+              <w:right w:type="dxa" w:w="100"/>
+            </w:tcMar>
+            <w:vAlign w:val="top"/>
+          </w:tcPr>
+          <w:p>
+            <w:pPr>
+              <w:spacing w:after="30" w:before="0"/>
+            </w:pPr>
+            <w:r>
+              <w:rPr>
+                <w:b/>
+                <w:bCs/>
+                <w:color w:val="0F2B3C"/>
+                <w:sz w:val="18"/>
+                <w:szCs w:val="18"/>
+              </w:rPr>
+              <w:t xml:space="preserve">Because... ________________</w:t>
+            </w:r>
+          </w:p>
+          <w:p>
+            <w:pPr>
+              <w:spacing w:after="50" w:before="0"/>
+            </w:pPr>
+            <w:r>
+              <w:rPr>
+                <w:color w:val="BBBBBB"/>
+                <w:sz w:val="18"/>
+                <w:szCs w:val="18"/>
+              </w:rPr>
+              <w:t xml:space="preserve">____________________________</w:t>
+            </w:r>
+          </w:p>
+          <w:p>
+            <w:pPr>
+              <w:spacing w:after="30" w:before="40"/>
+            </w:pPr>
+            <w:r>
+              <w:rPr>
+                <w:b/>
+                <w:bCs/>
+                <w:color w:val="1A6FB5"/>
+                <w:sz w:val="18"/>
+                <w:szCs w:val="18"/>
+              </w:rPr>
+              <w:t xml:space="preserve">Although... _______________</w:t>
+            </w:r>
+          </w:p>
+          <w:p>
+            <w:pPr>
+              <w:spacing w:after="50" w:before="0"/>
+            </w:pPr>
+            <w:r>
+              <w:rPr>
+                <w:color w:val="BBBBBB"/>
+                <w:sz w:val="18"/>
+                <w:szCs w:val="18"/>
+              </w:rPr>
+              <w:t xml:space="preserve">____________________________</w:t>
+            </w:r>
+          </w:p>
+          <w:p>
+            <w:pPr>
+              <w:spacing w:after="30" w:before="40"/>
+            </w:pPr>
+            <w:r>
+              <w:rPr>
+                <w:b/>
+                <w:bCs/>
+                <w:color w:val="7A5400"/>
+                <w:sz w:val="18"/>
+                <w:szCs w:val="18"/>
+              </w:rPr>
+              <w:t xml:space="preserve">Therefore... ______________</w:t>
+            </w:r>
+          </w:p>
+          <w:p>
+            <w:pPr>
+              <w:spacing w:after="50" w:before="0"/>
+            </w:pPr>
+            <w:r>
+              <w:rPr>
+                <w:color w:val="BBBBBB"/>
+                <w:sz w:val="18"/>
+                <w:szCs w:val="18"/>
+              </w:rPr>
+              <w:t xml:space="preserve">____________________________</w:t>
+            </w:r>
+          </w:p>
+        </w:tc>
+      </w:tr>
+    </w:tbl>
     <w:p>
       <w:pPr>
         <w:spacing w:after="60" w:before="0"/>
       </w:pPr>
       <w:r>
-        <w:rPr>
-          <w:i/>
-          <w:iCs/>
-          <w:color w:val="3F4D5C"/>
-          <w:sz w:val="20"/>
-          <w:szCs w:val="20"/>
-        </w:rPr>
-        <w:t xml:space="preserve">C. ¿Qué significa 4m?</w:t>
-      </w:r>
-    </w:p>
-    <w:p>
-      <w:pPr>
-        <w:spacing w:after="40" w:before="0"/>
-      </w:pPr>
-      <w:r>
-        <w:rPr>
-          <w:color w:val="5E6E7E"/>
-          <w:sz w:val="20"/>
-          <w:szCs w:val="20"/>
-        </w:rPr>
-        <w:t xml:space="preserve">     choices: 4 + m   /   4 × m   /   the number 4 followed by m</w:t>
-      </w:r>
-    </w:p>
-    <w:p>
-      <w:pPr>
-        <w:spacing w:after="80" w:before="0"/>
-      </w:pPr>
-      <w:r>
-        <w:rPr>
-          <w:color w:val="BBBBBB"/>
-        </w:rPr>
-        <w:t xml:space="preserve">____________________________________________________</w:t>
+        <w:t xml:space="preserve"/>
       </w:r>
     </w:p>
     <w:p>
@@ -328,144 +2153,993 @@
         <w:t xml:space="preserve">Halla la tasa y luego escribe la expresión.</w:t>
       </w:r>
     </w:p>
-    <w:p>
-      <w:pPr>
-        <w:spacing w:after="40" w:before="0"/>
-      </w:pPr>
-      <w:r>
-        <w:rPr>
-          <w:sz w:val="22"/>
-          <w:szCs w:val="22"/>
-        </w:rPr>
-        <w:t xml:space="preserve">1.  A table shows: 1 class → $8, 2 classes → $16, 3 classes → $24. How much does the cost go up for each class?</w:t>
-      </w:r>
-    </w:p>
+    <w:tbl>
+      <w:tblPr>
+        <w:tblW w:type="dxa" w:w="9360"/>
+        <w:tblBorders>
+          <w:top w:val="single" w:color="C7D2DD" w:sz="6"/>
+          <w:left w:val="single" w:color="C7D2DD" w:sz="6"/>
+          <w:bottom w:val="single" w:color="C7D2DD" w:sz="6"/>
+          <w:right w:val="single" w:color="C7D2DD" w:sz="6"/>
+          <w:insideH w:val="single" w:color="C7D2DD" w:sz="6"/>
+          <w:insideV w:val="single" w:color="C7D2DD" w:sz="6"/>
+        </w:tblBorders>
+      </w:tblPr>
+      <w:tblGrid>
+        <w:gridCol w:w="2800"/>
+        <w:gridCol w:w="3560"/>
+        <w:gridCol w:w="3000"/>
+      </w:tblGrid>
+      <w:tr>
+        <w:trPr>
+          <w:cantSplit/>
+          <w:tblHeader/>
+        </w:trPr>
+        <w:tc>
+          <w:tcPr>
+            <w:tcW w:type="dxa" w:w="2800"/>
+            <w:shd w:fill="EEF4F8" w:color="auto" w:val="clear"/>
+            <w:tcMar>
+              <w:top w:type="dxa" w:w="60"/>
+              <w:left w:type="dxa" w:w="100"/>
+              <w:bottom w:type="dxa" w:w="60"/>
+              <w:right w:type="dxa" w:w="100"/>
+            </w:tcMar>
+          </w:tcPr>
+          <w:p>
+            <w:pPr>
+              <w:spacing w:after="0" w:before="0"/>
+            </w:pPr>
+            <w:r>
+              <w:rPr>
+                <w:b/>
+                <w:bCs/>
+                <w:color w:val="0F2B3C"/>
+                <w:sz w:val="16"/>
+                <w:szCs w:val="16"/>
+              </w:rPr>
+              <w:t xml:space="preserve">CORE PROBLEM / GIVEN REPRESENTATION</w:t>
+            </w:r>
+          </w:p>
+        </w:tc>
+        <w:tc>
+          <w:tcPr>
+            <w:tcW w:type="dxa" w:w="3560"/>
+            <w:shd w:fill="EEF4F8" w:color="auto" w:val="clear"/>
+            <w:tcMar>
+              <w:top w:type="dxa" w:w="60"/>
+              <w:left w:type="dxa" w:w="100"/>
+              <w:bottom w:type="dxa" w:w="60"/>
+              <w:right w:type="dxa" w:w="100"/>
+            </w:tcMar>
+          </w:tcPr>
+          <w:p>
+            <w:pPr>
+              <w:spacing w:after="0" w:before="0"/>
+            </w:pPr>
+            <w:r>
+              <w:rPr>
+                <w:b/>
+                <w:bCs/>
+                <w:color w:val="0F2B3C"/>
+                <w:sz w:val="16"/>
+                <w:szCs w:val="16"/>
+              </w:rPr>
+              <w:t xml:space="preserve">WORKING SPACE / CALCULATION STEPS</w:t>
+            </w:r>
+          </w:p>
+        </w:tc>
+        <w:tc>
+          <w:tcPr>
+            <w:tcW w:type="dxa" w:w="3000"/>
+            <w:shd w:fill="FBF3E2" w:color="auto" w:val="clear"/>
+            <w:tcMar>
+              <w:top w:type="dxa" w:w="60"/>
+              <w:left w:type="dxa" w:w="100"/>
+              <w:bottom w:type="dxa" w:w="60"/>
+              <w:right w:type="dxa" w:w="100"/>
+            </w:tcMar>
+          </w:tcPr>
+          <w:p>
+            <w:pPr>
+              <w:spacing w:after="0" w:before="0"/>
+            </w:pPr>
+            <w:r>
+              <w:rPr>
+                <w:b/>
+                <w:bCs/>
+                <w:color w:val="7A5400"/>
+                <w:sz w:val="16"/>
+                <w:szCs w:val="16"/>
+              </w:rPr>
+              <w:t xml:space="preserve">EXPLAIN YOUR REASONING</w:t>
+            </w:r>
+          </w:p>
+        </w:tc>
+      </w:tr>
+      <w:tr>
+        <w:trPr>
+          <w:cantSplit/>
+        </w:trPr>
+        <w:tc>
+          <w:tcPr>
+            <w:tcW w:type="dxa" w:w="2800"/>
+            <w:tcMar>
+              <w:top w:type="dxa" w:w="80"/>
+              <w:left w:type="dxa" w:w="100"/>
+              <w:bottom w:type="dxa" w:w="80"/>
+              <w:right w:type="dxa" w:w="100"/>
+            </w:tcMar>
+            <w:vAlign w:val="top"/>
+          </w:tcPr>
+          <w:p>
+            <w:pPr>
+              <w:spacing w:after="40" w:before="0"/>
+            </w:pPr>
+            <w:r>
+              <w:rPr>
+                <w:b/>
+                <w:bCs/>
+                <w:color w:val="0F2B3C"/>
+                <w:sz w:val="20"/>
+                <w:szCs w:val="20"/>
+              </w:rPr>
+              <w:t xml:space="preserve">1.  A table shows: 1 class → $8, 2 classes → $16, 3 classes → $24. How much does the cost go up for each class?</w:t>
+            </w:r>
+          </w:p>
+          <w:p>
+            <w:pPr>
+              <w:spacing w:after="40" w:before="0"/>
+            </w:pPr>
+            <w:r>
+              <w:rPr>
+                <w:i/>
+                <w:iCs/>
+                <w:color w:val="3F4D5C"/>
+                <w:sz w:val="20"/>
+                <w:szCs w:val="20"/>
+              </w:rPr>
+              <w:t xml:space="preserve">A. Una tabla muestra: 1 clase → $8, 2 clases → $16, 3 clases → $24. ¿Cuánto sube el costo por cada clase?</w:t>
+            </w:r>
+          </w:p>
+        </w:tc>
+        <w:tc>
+          <w:tcPr>
+            <w:tcW w:type="dxa" w:w="3560"/>
+            <w:tcMar>
+              <w:top w:type="dxa" w:w="80"/>
+              <w:left w:type="dxa" w:w="100"/>
+              <w:bottom w:type="dxa" w:w="80"/>
+              <w:right w:type="dxa" w:w="100"/>
+            </w:tcMar>
+            <w:vAlign w:val="top"/>
+          </w:tcPr>
+          <w:p>
+            <w:pPr>
+              <w:spacing w:after="50" w:before="0"/>
+            </w:pPr>
+            <w:r>
+              <w:rPr>
+                <w:color w:val="BBBBBB"/>
+                <w:sz w:val="18"/>
+                <w:szCs w:val="18"/>
+              </w:rPr>
+              <w:t xml:space="preserve">____________________________</w:t>
+            </w:r>
+          </w:p>
+          <w:p>
+            <w:pPr>
+              <w:spacing w:after="50" w:before="0"/>
+            </w:pPr>
+            <w:r>
+              <w:rPr>
+                <w:color w:val="BBBBBB"/>
+                <w:sz w:val="18"/>
+                <w:szCs w:val="18"/>
+              </w:rPr>
+              <w:t xml:space="preserve">____________________________</w:t>
+            </w:r>
+          </w:p>
+          <w:p>
+            <w:pPr>
+              <w:spacing w:after="50" w:before="0"/>
+            </w:pPr>
+            <w:r>
+              <w:rPr>
+                <w:color w:val="BBBBBB"/>
+                <w:sz w:val="18"/>
+                <w:szCs w:val="18"/>
+              </w:rPr>
+              <w:t xml:space="preserve">____________________________</w:t>
+            </w:r>
+          </w:p>
+          <w:p>
+            <w:pPr>
+              <w:spacing w:after="50" w:before="0"/>
+            </w:pPr>
+            <w:r>
+              <w:rPr>
+                <w:color w:val="BBBBBB"/>
+                <w:sz w:val="18"/>
+                <w:szCs w:val="18"/>
+              </w:rPr>
+              <w:t xml:space="preserve">____________________________</w:t>
+            </w:r>
+          </w:p>
+        </w:tc>
+        <w:tc>
+          <w:tcPr>
+            <w:tcW w:type="dxa" w:w="3000"/>
+            <w:shd w:fill="FBF3E2" w:color="auto" w:val="clear"/>
+            <w:tcMar>
+              <w:top w:type="dxa" w:w="80"/>
+              <w:left w:type="dxa" w:w="100"/>
+              <w:bottom w:type="dxa" w:w="80"/>
+              <w:right w:type="dxa" w:w="100"/>
+            </w:tcMar>
+            <w:vAlign w:val="top"/>
+          </w:tcPr>
+          <w:p>
+            <w:pPr>
+              <w:spacing w:after="30" w:before="0"/>
+            </w:pPr>
+            <w:r>
+              <w:rPr>
+                <w:b/>
+                <w:bCs/>
+                <w:color w:val="0F2B3C"/>
+                <w:sz w:val="18"/>
+                <w:szCs w:val="18"/>
+              </w:rPr>
+              <w:t xml:space="preserve">Because... ________________</w:t>
+            </w:r>
+          </w:p>
+          <w:p>
+            <w:pPr>
+              <w:spacing w:after="50" w:before="0"/>
+            </w:pPr>
+            <w:r>
+              <w:rPr>
+                <w:color w:val="BBBBBB"/>
+                <w:sz w:val="18"/>
+                <w:szCs w:val="18"/>
+              </w:rPr>
+              <w:t xml:space="preserve">____________________________</w:t>
+            </w:r>
+          </w:p>
+          <w:p>
+            <w:pPr>
+              <w:spacing w:after="30" w:before="40"/>
+            </w:pPr>
+            <w:r>
+              <w:rPr>
+                <w:b/>
+                <w:bCs/>
+                <w:color w:val="1A6FB5"/>
+                <w:sz w:val="18"/>
+                <w:szCs w:val="18"/>
+              </w:rPr>
+              <w:t xml:space="preserve">Although... _______________</w:t>
+            </w:r>
+          </w:p>
+          <w:p>
+            <w:pPr>
+              <w:spacing w:after="50" w:before="0"/>
+            </w:pPr>
+            <w:r>
+              <w:rPr>
+                <w:color w:val="BBBBBB"/>
+                <w:sz w:val="18"/>
+                <w:szCs w:val="18"/>
+              </w:rPr>
+              <w:t xml:space="preserve">____________________________</w:t>
+            </w:r>
+          </w:p>
+          <w:p>
+            <w:pPr>
+              <w:spacing w:after="30" w:before="40"/>
+            </w:pPr>
+            <w:r>
+              <w:rPr>
+                <w:b/>
+                <w:bCs/>
+                <w:color w:val="7A5400"/>
+                <w:sz w:val="18"/>
+                <w:szCs w:val="18"/>
+              </w:rPr>
+              <w:t xml:space="preserve">Therefore... ______________</w:t>
+            </w:r>
+          </w:p>
+          <w:p>
+            <w:pPr>
+              <w:spacing w:after="50" w:before="0"/>
+            </w:pPr>
+            <w:r>
+              <w:rPr>
+                <w:color w:val="BBBBBB"/>
+                <w:sz w:val="18"/>
+                <w:szCs w:val="18"/>
+              </w:rPr>
+              <w:t xml:space="preserve">____________________________</w:t>
+            </w:r>
+          </w:p>
+        </w:tc>
+      </w:tr>
+    </w:tbl>
     <w:p>
       <w:pPr>
         <w:spacing w:after="60" w:before="0"/>
       </w:pPr>
       <w:r>
-        <w:rPr>
-          <w:i/>
-          <w:iCs/>
-          <w:color w:val="3F4D5C"/>
-          <w:sz w:val="20"/>
-          <w:szCs w:val="20"/>
-        </w:rPr>
-        <w:t xml:space="preserve">A. Una tabla muestra: 1 clase → $8, 2 clases → $16, 3 clases → $24. ¿Cuánto sube el costo por cada clase?</w:t>
-      </w:r>
-    </w:p>
-    <w:p>
-      <w:pPr>
-        <w:spacing w:after="80" w:before="0"/>
-      </w:pPr>
-      <w:r>
-        <w:rPr>
-          <w:color w:val="BBBBBB"/>
-        </w:rPr>
-        <w:t xml:space="preserve">____________________________________________________</w:t>
-      </w:r>
-    </w:p>
-    <w:p>
-      <w:pPr>
-        <w:spacing w:after="40" w:before="0"/>
-      </w:pPr>
-      <w:r>
-        <w:rPr>
-          <w:sz w:val="22"/>
-          <w:szCs w:val="22"/>
-        </w:rPr>
-        <w:t xml:space="preserve">2.  A pool charges $9 for each hour. Let h = hours. Which expression is the total cost?</w:t>
-      </w:r>
-    </w:p>
+        <w:t xml:space="preserve"/>
+      </w:r>
+    </w:p>
+    <w:tbl>
+      <w:tblPr>
+        <w:tblW w:type="dxa" w:w="9360"/>
+        <w:tblBorders>
+          <w:top w:val="single" w:color="C7D2DD" w:sz="6"/>
+          <w:left w:val="single" w:color="C7D2DD" w:sz="6"/>
+          <w:bottom w:val="single" w:color="C7D2DD" w:sz="6"/>
+          <w:right w:val="single" w:color="C7D2DD" w:sz="6"/>
+          <w:insideH w:val="single" w:color="C7D2DD" w:sz="6"/>
+          <w:insideV w:val="single" w:color="C7D2DD" w:sz="6"/>
+        </w:tblBorders>
+      </w:tblPr>
+      <w:tblGrid>
+        <w:gridCol w:w="2800"/>
+        <w:gridCol w:w="3560"/>
+        <w:gridCol w:w="3000"/>
+      </w:tblGrid>
+      <w:tr>
+        <w:trPr>
+          <w:cantSplit/>
+          <w:tblHeader/>
+        </w:trPr>
+        <w:tc>
+          <w:tcPr>
+            <w:tcW w:type="dxa" w:w="2800"/>
+            <w:shd w:fill="EEF4F8" w:color="auto" w:val="clear"/>
+            <w:tcMar>
+              <w:top w:type="dxa" w:w="60"/>
+              <w:left w:type="dxa" w:w="100"/>
+              <w:bottom w:type="dxa" w:w="60"/>
+              <w:right w:type="dxa" w:w="100"/>
+            </w:tcMar>
+          </w:tcPr>
+          <w:p>
+            <w:pPr>
+              <w:spacing w:after="0" w:before="0"/>
+            </w:pPr>
+            <w:r>
+              <w:rPr>
+                <w:b/>
+                <w:bCs/>
+                <w:color w:val="0F2B3C"/>
+                <w:sz w:val="16"/>
+                <w:szCs w:val="16"/>
+              </w:rPr>
+              <w:t xml:space="preserve">CORE PROBLEM / GIVEN REPRESENTATION</w:t>
+            </w:r>
+          </w:p>
+        </w:tc>
+        <w:tc>
+          <w:tcPr>
+            <w:tcW w:type="dxa" w:w="3560"/>
+            <w:shd w:fill="EEF4F8" w:color="auto" w:val="clear"/>
+            <w:tcMar>
+              <w:top w:type="dxa" w:w="60"/>
+              <w:left w:type="dxa" w:w="100"/>
+              <w:bottom w:type="dxa" w:w="60"/>
+              <w:right w:type="dxa" w:w="100"/>
+            </w:tcMar>
+          </w:tcPr>
+          <w:p>
+            <w:pPr>
+              <w:spacing w:after="0" w:before="0"/>
+            </w:pPr>
+            <w:r>
+              <w:rPr>
+                <w:b/>
+                <w:bCs/>
+                <w:color w:val="0F2B3C"/>
+                <w:sz w:val="16"/>
+                <w:szCs w:val="16"/>
+              </w:rPr>
+              <w:t xml:space="preserve">WORKING SPACE / CALCULATION STEPS</w:t>
+            </w:r>
+          </w:p>
+        </w:tc>
+        <w:tc>
+          <w:tcPr>
+            <w:tcW w:type="dxa" w:w="3000"/>
+            <w:shd w:fill="FBF3E2" w:color="auto" w:val="clear"/>
+            <w:tcMar>
+              <w:top w:type="dxa" w:w="60"/>
+              <w:left w:type="dxa" w:w="100"/>
+              <w:bottom w:type="dxa" w:w="60"/>
+              <w:right w:type="dxa" w:w="100"/>
+            </w:tcMar>
+          </w:tcPr>
+          <w:p>
+            <w:pPr>
+              <w:spacing w:after="0" w:before="0"/>
+            </w:pPr>
+            <w:r>
+              <w:rPr>
+                <w:b/>
+                <w:bCs/>
+                <w:color w:val="7A5400"/>
+                <w:sz w:val="16"/>
+                <w:szCs w:val="16"/>
+              </w:rPr>
+              <w:t xml:space="preserve">EXPLAIN YOUR REASONING</w:t>
+            </w:r>
+          </w:p>
+        </w:tc>
+      </w:tr>
+      <w:tr>
+        <w:trPr>
+          <w:cantSplit/>
+        </w:trPr>
+        <w:tc>
+          <w:tcPr>
+            <w:tcW w:type="dxa" w:w="2800"/>
+            <w:tcMar>
+              <w:top w:type="dxa" w:w="80"/>
+              <w:left w:type="dxa" w:w="100"/>
+              <w:bottom w:type="dxa" w:w="80"/>
+              <w:right w:type="dxa" w:w="100"/>
+            </w:tcMar>
+            <w:vAlign w:val="top"/>
+          </w:tcPr>
+          <w:p>
+            <w:pPr>
+              <w:spacing w:after="40" w:before="0"/>
+            </w:pPr>
+            <w:r>
+              <w:rPr>
+                <w:b/>
+                <w:bCs/>
+                <w:color w:val="0F2B3C"/>
+                <w:sz w:val="20"/>
+                <w:szCs w:val="20"/>
+              </w:rPr>
+              <w:t xml:space="preserve">2.  A pool charges $9 for each hour. Let h = hours. Which expression is the total cost?</w:t>
+            </w:r>
+          </w:p>
+          <w:p>
+            <w:pPr>
+              <w:spacing w:after="40" w:before="0"/>
+            </w:pPr>
+            <w:r>
+              <w:rPr>
+                <w:i/>
+                <w:iCs/>
+                <w:color w:val="3F4D5C"/>
+                <w:sz w:val="20"/>
+                <w:szCs w:val="20"/>
+              </w:rPr>
+              <w:t xml:space="preserve">B. Una piscina cobra $9 por cada hora. Sea h = horas. ¿Qué expresión es el costo total?</w:t>
+            </w:r>
+          </w:p>
+          <w:p>
+            <w:pPr>
+              <w:spacing w:after="0" w:before="0"/>
+            </w:pPr>
+            <w:r>
+              <w:rPr>
+                <w:color w:val="5E6E7E"/>
+                <w:sz w:val="18"/>
+                <w:szCs w:val="18"/>
+              </w:rPr>
+              <w:t xml:space="preserve">Choices: 9 + h   /   h − 9   /   9h   /   h ÷ 9</w:t>
+            </w:r>
+          </w:p>
+        </w:tc>
+        <w:tc>
+          <w:tcPr>
+            <w:tcW w:type="dxa" w:w="3560"/>
+            <w:tcMar>
+              <w:top w:type="dxa" w:w="80"/>
+              <w:left w:type="dxa" w:w="100"/>
+              <w:bottom w:type="dxa" w:w="80"/>
+              <w:right w:type="dxa" w:w="100"/>
+            </w:tcMar>
+            <w:vAlign w:val="top"/>
+          </w:tcPr>
+          <w:p>
+            <w:pPr>
+              <w:spacing w:after="50" w:before="0"/>
+            </w:pPr>
+            <w:r>
+              <w:rPr>
+                <w:color w:val="BBBBBB"/>
+                <w:sz w:val="18"/>
+                <w:szCs w:val="18"/>
+              </w:rPr>
+              <w:t xml:space="preserve">____________________________</w:t>
+            </w:r>
+          </w:p>
+          <w:p>
+            <w:pPr>
+              <w:spacing w:after="50" w:before="0"/>
+            </w:pPr>
+            <w:r>
+              <w:rPr>
+                <w:color w:val="BBBBBB"/>
+                <w:sz w:val="18"/>
+                <w:szCs w:val="18"/>
+              </w:rPr>
+              <w:t xml:space="preserve">____________________________</w:t>
+            </w:r>
+          </w:p>
+          <w:p>
+            <w:pPr>
+              <w:spacing w:after="50" w:before="0"/>
+            </w:pPr>
+            <w:r>
+              <w:rPr>
+                <w:color w:val="BBBBBB"/>
+                <w:sz w:val="18"/>
+                <w:szCs w:val="18"/>
+              </w:rPr>
+              <w:t xml:space="preserve">____________________________</w:t>
+            </w:r>
+          </w:p>
+          <w:p>
+            <w:pPr>
+              <w:spacing w:after="50" w:before="0"/>
+            </w:pPr>
+            <w:r>
+              <w:rPr>
+                <w:color w:val="BBBBBB"/>
+                <w:sz w:val="18"/>
+                <w:szCs w:val="18"/>
+              </w:rPr>
+              <w:t xml:space="preserve">____________________________</w:t>
+            </w:r>
+          </w:p>
+        </w:tc>
+        <w:tc>
+          <w:tcPr>
+            <w:tcW w:type="dxa" w:w="3000"/>
+            <w:shd w:fill="FBF3E2" w:color="auto" w:val="clear"/>
+            <w:tcMar>
+              <w:top w:type="dxa" w:w="80"/>
+              <w:left w:type="dxa" w:w="100"/>
+              <w:bottom w:type="dxa" w:w="80"/>
+              <w:right w:type="dxa" w:w="100"/>
+            </w:tcMar>
+            <w:vAlign w:val="top"/>
+          </w:tcPr>
+          <w:p>
+            <w:pPr>
+              <w:spacing w:after="30" w:before="0"/>
+            </w:pPr>
+            <w:r>
+              <w:rPr>
+                <w:b/>
+                <w:bCs/>
+                <w:color w:val="0F2B3C"/>
+                <w:sz w:val="18"/>
+                <w:szCs w:val="18"/>
+              </w:rPr>
+              <w:t xml:space="preserve">Because... ________________</w:t>
+            </w:r>
+          </w:p>
+          <w:p>
+            <w:pPr>
+              <w:spacing w:after="50" w:before="0"/>
+            </w:pPr>
+            <w:r>
+              <w:rPr>
+                <w:color w:val="BBBBBB"/>
+                <w:sz w:val="18"/>
+                <w:szCs w:val="18"/>
+              </w:rPr>
+              <w:t xml:space="preserve">____________________________</w:t>
+            </w:r>
+          </w:p>
+          <w:p>
+            <w:pPr>
+              <w:spacing w:after="30" w:before="40"/>
+            </w:pPr>
+            <w:r>
+              <w:rPr>
+                <w:b/>
+                <w:bCs/>
+                <w:color w:val="1A6FB5"/>
+                <w:sz w:val="18"/>
+                <w:szCs w:val="18"/>
+              </w:rPr>
+              <w:t xml:space="preserve">Although... _______________</w:t>
+            </w:r>
+          </w:p>
+          <w:p>
+            <w:pPr>
+              <w:spacing w:after="50" w:before="0"/>
+            </w:pPr>
+            <w:r>
+              <w:rPr>
+                <w:color w:val="BBBBBB"/>
+                <w:sz w:val="18"/>
+                <w:szCs w:val="18"/>
+              </w:rPr>
+              <w:t xml:space="preserve">____________________________</w:t>
+            </w:r>
+          </w:p>
+          <w:p>
+            <w:pPr>
+              <w:spacing w:after="30" w:before="40"/>
+            </w:pPr>
+            <w:r>
+              <w:rPr>
+                <w:b/>
+                <w:bCs/>
+                <w:color w:val="7A5400"/>
+                <w:sz w:val="18"/>
+                <w:szCs w:val="18"/>
+              </w:rPr>
+              <w:t xml:space="preserve">Therefore... ______________</w:t>
+            </w:r>
+          </w:p>
+          <w:p>
+            <w:pPr>
+              <w:spacing w:after="50" w:before="0"/>
+            </w:pPr>
+            <w:r>
+              <w:rPr>
+                <w:color w:val="BBBBBB"/>
+                <w:sz w:val="18"/>
+                <w:szCs w:val="18"/>
+              </w:rPr>
+              <w:t xml:space="preserve">____________________________</w:t>
+            </w:r>
+          </w:p>
+        </w:tc>
+      </w:tr>
+    </w:tbl>
     <w:p>
       <w:pPr>
         <w:spacing w:after="60" w:before="0"/>
       </w:pPr>
       <w:r>
-        <w:rPr>
-          <w:i/>
-          <w:iCs/>
-          <w:color w:val="3F4D5C"/>
-          <w:sz w:val="20"/>
-          <w:szCs w:val="20"/>
-        </w:rPr>
-        <w:t xml:space="preserve">B. Una piscina cobra $9 por cada hora. Sea h = horas. ¿Qué expresión es el costo total?</w:t>
-      </w:r>
-    </w:p>
-    <w:p>
-      <w:pPr>
-        <w:spacing w:after="40" w:before="0"/>
-      </w:pPr>
-      <w:r>
-        <w:rPr>
-          <w:color w:val="5E6E7E"/>
-          <w:sz w:val="20"/>
-          <w:szCs w:val="20"/>
-        </w:rPr>
-        <w:t xml:space="preserve">     choices: 9 + h   /   h − 9   /   9h   /   h ÷ 9</w:t>
-      </w:r>
-    </w:p>
-    <w:p>
-      <w:pPr>
-        <w:spacing w:after="80" w:before="0"/>
-      </w:pPr>
-      <w:r>
-        <w:rPr>
-          <w:color w:val="BBBBBB"/>
-        </w:rPr>
-        <w:t xml:space="preserve">____________________________________________________</w:t>
-      </w:r>
-    </w:p>
-    <w:p>
-      <w:pPr>
-        <w:spacing w:after="40" w:before="0"/>
-      </w:pPr>
-      <w:r>
-        <w:rPr>
-          <w:sz w:val="22"/>
-          <w:szCs w:val="22"/>
-        </w:rPr>
-        <w:t xml:space="preserve">3.  A gym costs $24.95 each month. Let m = the number of months. What does m stand for?</w:t>
-      </w:r>
-    </w:p>
+        <w:t xml:space="preserve"/>
+      </w:r>
+    </w:p>
+    <w:tbl>
+      <w:tblPr>
+        <w:tblW w:type="dxa" w:w="9360"/>
+        <w:tblBorders>
+          <w:top w:val="single" w:color="C7D2DD" w:sz="6"/>
+          <w:left w:val="single" w:color="C7D2DD" w:sz="6"/>
+          <w:bottom w:val="single" w:color="C7D2DD" w:sz="6"/>
+          <w:right w:val="single" w:color="C7D2DD" w:sz="6"/>
+          <w:insideH w:val="single" w:color="C7D2DD" w:sz="6"/>
+          <w:insideV w:val="single" w:color="C7D2DD" w:sz="6"/>
+        </w:tblBorders>
+      </w:tblPr>
+      <w:tblGrid>
+        <w:gridCol w:w="2800"/>
+        <w:gridCol w:w="3560"/>
+        <w:gridCol w:w="3000"/>
+      </w:tblGrid>
+      <w:tr>
+        <w:trPr>
+          <w:cantSplit/>
+          <w:tblHeader/>
+        </w:trPr>
+        <w:tc>
+          <w:tcPr>
+            <w:tcW w:type="dxa" w:w="2800"/>
+            <w:shd w:fill="EEF4F8" w:color="auto" w:val="clear"/>
+            <w:tcMar>
+              <w:top w:type="dxa" w:w="60"/>
+              <w:left w:type="dxa" w:w="100"/>
+              <w:bottom w:type="dxa" w:w="60"/>
+              <w:right w:type="dxa" w:w="100"/>
+            </w:tcMar>
+          </w:tcPr>
+          <w:p>
+            <w:pPr>
+              <w:spacing w:after="0" w:before="0"/>
+            </w:pPr>
+            <w:r>
+              <w:rPr>
+                <w:b/>
+                <w:bCs/>
+                <w:color w:val="0F2B3C"/>
+                <w:sz w:val="16"/>
+                <w:szCs w:val="16"/>
+              </w:rPr>
+              <w:t xml:space="preserve">CORE PROBLEM / GIVEN REPRESENTATION</w:t>
+            </w:r>
+          </w:p>
+        </w:tc>
+        <w:tc>
+          <w:tcPr>
+            <w:tcW w:type="dxa" w:w="3560"/>
+            <w:shd w:fill="EEF4F8" w:color="auto" w:val="clear"/>
+            <w:tcMar>
+              <w:top w:type="dxa" w:w="60"/>
+              <w:left w:type="dxa" w:w="100"/>
+              <w:bottom w:type="dxa" w:w="60"/>
+              <w:right w:type="dxa" w:w="100"/>
+            </w:tcMar>
+          </w:tcPr>
+          <w:p>
+            <w:pPr>
+              <w:spacing w:after="0" w:before="0"/>
+            </w:pPr>
+            <w:r>
+              <w:rPr>
+                <w:b/>
+                <w:bCs/>
+                <w:color w:val="0F2B3C"/>
+                <w:sz w:val="16"/>
+                <w:szCs w:val="16"/>
+              </w:rPr>
+              <w:t xml:space="preserve">WORKING SPACE / CALCULATION STEPS</w:t>
+            </w:r>
+          </w:p>
+        </w:tc>
+        <w:tc>
+          <w:tcPr>
+            <w:tcW w:type="dxa" w:w="3000"/>
+            <w:shd w:fill="FBF3E2" w:color="auto" w:val="clear"/>
+            <w:tcMar>
+              <w:top w:type="dxa" w:w="60"/>
+              <w:left w:type="dxa" w:w="100"/>
+              <w:bottom w:type="dxa" w:w="60"/>
+              <w:right w:type="dxa" w:w="100"/>
+            </w:tcMar>
+          </w:tcPr>
+          <w:p>
+            <w:pPr>
+              <w:spacing w:after="0" w:before="0"/>
+            </w:pPr>
+            <w:r>
+              <w:rPr>
+                <w:b/>
+                <w:bCs/>
+                <w:color w:val="7A5400"/>
+                <w:sz w:val="16"/>
+                <w:szCs w:val="16"/>
+              </w:rPr>
+              <w:t xml:space="preserve">EXPLAIN YOUR REASONING</w:t>
+            </w:r>
+          </w:p>
+        </w:tc>
+      </w:tr>
+      <w:tr>
+        <w:trPr>
+          <w:cantSplit/>
+        </w:trPr>
+        <w:tc>
+          <w:tcPr>
+            <w:tcW w:type="dxa" w:w="2800"/>
+            <w:tcMar>
+              <w:top w:type="dxa" w:w="80"/>
+              <w:left w:type="dxa" w:w="100"/>
+              <w:bottom w:type="dxa" w:w="80"/>
+              <w:right w:type="dxa" w:w="100"/>
+            </w:tcMar>
+            <w:vAlign w:val="top"/>
+          </w:tcPr>
+          <w:p>
+            <w:pPr>
+              <w:spacing w:after="40" w:before="0"/>
+            </w:pPr>
+            <w:r>
+              <w:rPr>
+                <w:b/>
+                <w:bCs/>
+                <w:color w:val="0F2B3C"/>
+                <w:sz w:val="20"/>
+                <w:szCs w:val="20"/>
+              </w:rPr>
+              <w:t xml:space="preserve">3.  A gym costs $24.95 each month. Let m = the number of months. What does m stand for?</w:t>
+            </w:r>
+          </w:p>
+          <w:p>
+            <w:pPr>
+              <w:spacing w:after="40" w:before="0"/>
+            </w:pPr>
+            <w:r>
+              <w:rPr>
+                <w:i/>
+                <w:iCs/>
+                <w:color w:val="3F4D5C"/>
+                <w:sz w:val="20"/>
+                <w:szCs w:val="20"/>
+              </w:rPr>
+              <w:t xml:space="preserve">C. Un gimnasio cuesta $24.95 cada mes. Sea m = el número de meses. ¿Qué representa m?</w:t>
+            </w:r>
+          </w:p>
+          <w:p>
+            <w:pPr>
+              <w:spacing w:after="0" w:before="0"/>
+            </w:pPr>
+            <w:r>
+              <w:rPr>
+                <w:color w:val="5E6E7E"/>
+                <w:sz w:val="18"/>
+                <w:szCs w:val="18"/>
+              </w:rPr>
+              <w:t xml:space="preserve">Choices: how many months you are a member   /   the total cost   /   the price of one month</w:t>
+            </w:r>
+          </w:p>
+        </w:tc>
+        <w:tc>
+          <w:tcPr>
+            <w:tcW w:type="dxa" w:w="3560"/>
+            <w:tcMar>
+              <w:top w:type="dxa" w:w="80"/>
+              <w:left w:type="dxa" w:w="100"/>
+              <w:bottom w:type="dxa" w:w="80"/>
+              <w:right w:type="dxa" w:w="100"/>
+            </w:tcMar>
+            <w:vAlign w:val="top"/>
+          </w:tcPr>
+          <w:p>
+            <w:pPr>
+              <w:spacing w:after="50" w:before="0"/>
+            </w:pPr>
+            <w:r>
+              <w:rPr>
+                <w:color w:val="BBBBBB"/>
+                <w:sz w:val="18"/>
+                <w:szCs w:val="18"/>
+              </w:rPr>
+              <w:t xml:space="preserve">____________________________</w:t>
+            </w:r>
+          </w:p>
+          <w:p>
+            <w:pPr>
+              <w:spacing w:after="50" w:before="0"/>
+            </w:pPr>
+            <w:r>
+              <w:rPr>
+                <w:color w:val="BBBBBB"/>
+                <w:sz w:val="18"/>
+                <w:szCs w:val="18"/>
+              </w:rPr>
+              <w:t xml:space="preserve">____________________________</w:t>
+            </w:r>
+          </w:p>
+          <w:p>
+            <w:pPr>
+              <w:spacing w:after="50" w:before="0"/>
+            </w:pPr>
+            <w:r>
+              <w:rPr>
+                <w:color w:val="BBBBBB"/>
+                <w:sz w:val="18"/>
+                <w:szCs w:val="18"/>
+              </w:rPr>
+              <w:t xml:space="preserve">____________________________</w:t>
+            </w:r>
+          </w:p>
+          <w:p>
+            <w:pPr>
+              <w:spacing w:after="50" w:before="0"/>
+            </w:pPr>
+            <w:r>
+              <w:rPr>
+                <w:color w:val="BBBBBB"/>
+                <w:sz w:val="18"/>
+                <w:szCs w:val="18"/>
+              </w:rPr>
+              <w:t xml:space="preserve">____________________________</w:t>
+            </w:r>
+          </w:p>
+        </w:tc>
+        <w:tc>
+          <w:tcPr>
+            <w:tcW w:type="dxa" w:w="3000"/>
+            <w:shd w:fill="FBF3E2" w:color="auto" w:val="clear"/>
+            <w:tcMar>
+              <w:top w:type="dxa" w:w="80"/>
+              <w:left w:type="dxa" w:w="100"/>
+              <w:bottom w:type="dxa" w:w="80"/>
+              <w:right w:type="dxa" w:w="100"/>
+            </w:tcMar>
+            <w:vAlign w:val="top"/>
+          </w:tcPr>
+          <w:p>
+            <w:pPr>
+              <w:spacing w:after="30" w:before="0"/>
+            </w:pPr>
+            <w:r>
+              <w:rPr>
+                <w:b/>
+                <w:bCs/>
+                <w:color w:val="0F2B3C"/>
+                <w:sz w:val="18"/>
+                <w:szCs w:val="18"/>
+              </w:rPr>
+              <w:t xml:space="preserve">Because... ________________</w:t>
+            </w:r>
+          </w:p>
+          <w:p>
+            <w:pPr>
+              <w:spacing w:after="50" w:before="0"/>
+            </w:pPr>
+            <w:r>
+              <w:rPr>
+                <w:color w:val="BBBBBB"/>
+                <w:sz w:val="18"/>
+                <w:szCs w:val="18"/>
+              </w:rPr>
+              <w:t xml:space="preserve">____________________________</w:t>
+            </w:r>
+          </w:p>
+          <w:p>
+            <w:pPr>
+              <w:spacing w:after="30" w:before="40"/>
+            </w:pPr>
+            <w:r>
+              <w:rPr>
+                <w:b/>
+                <w:bCs/>
+                <w:color w:val="1A6FB5"/>
+                <w:sz w:val="18"/>
+                <w:szCs w:val="18"/>
+              </w:rPr>
+              <w:t xml:space="preserve">Although... _______________</w:t>
+            </w:r>
+          </w:p>
+          <w:p>
+            <w:pPr>
+              <w:spacing w:after="50" w:before="0"/>
+            </w:pPr>
+            <w:r>
+              <w:rPr>
+                <w:color w:val="BBBBBB"/>
+                <w:sz w:val="18"/>
+                <w:szCs w:val="18"/>
+              </w:rPr>
+              <w:t xml:space="preserve">____________________________</w:t>
+            </w:r>
+          </w:p>
+          <w:p>
+            <w:pPr>
+              <w:spacing w:after="30" w:before="40"/>
+            </w:pPr>
+            <w:r>
+              <w:rPr>
+                <w:b/>
+                <w:bCs/>
+                <w:color w:val="7A5400"/>
+                <w:sz w:val="18"/>
+                <w:szCs w:val="18"/>
+              </w:rPr>
+              <w:t xml:space="preserve">Therefore... ______________</w:t>
+            </w:r>
+          </w:p>
+          <w:p>
+            <w:pPr>
+              <w:spacing w:after="50" w:before="0"/>
+            </w:pPr>
+            <w:r>
+              <w:rPr>
+                <w:color w:val="BBBBBB"/>
+                <w:sz w:val="18"/>
+                <w:szCs w:val="18"/>
+              </w:rPr>
+              <w:t xml:space="preserve">____________________________</w:t>
+            </w:r>
+          </w:p>
+        </w:tc>
+      </w:tr>
+    </w:tbl>
     <w:p>
       <w:pPr>
         <w:spacing w:after="60" w:before="0"/>
       </w:pPr>
       <w:r>
-        <w:rPr>
-          <w:i/>
-          <w:iCs/>
-          <w:color w:val="3F4D5C"/>
-          <w:sz w:val="20"/>
-          <w:szCs w:val="20"/>
-        </w:rPr>
-        <w:t xml:space="preserve">C. Un gimnasio cuesta $24.95 cada mes. Sea m = el número de meses. ¿Qué representa m?</w:t>
-      </w:r>
-    </w:p>
-    <w:p>
-      <w:pPr>
-        <w:spacing w:after="40" w:before="0"/>
-      </w:pPr>
-      <w:r>
-        <w:rPr>
-          <w:color w:val="5E6E7E"/>
-          <w:sz w:val="20"/>
-          <w:szCs w:val="20"/>
-        </w:rPr>
-        <w:t xml:space="preserve">     choices: how many months you are a member   /   the total cost   /   the price of one month</w:t>
-      </w:r>
-    </w:p>
-    <w:p>
-      <w:pPr>
-        <w:spacing w:after="80" w:before="0"/>
-      </w:pPr>
-      <w:r>
-        <w:rPr>
-          <w:color w:val="BBBBBB"/>
-        </w:rPr>
-        <w:t xml:space="preserve">____________________________________________________</w:t>
+        <w:t xml:space="preserve"/>
       </w:r>
     </w:p>
     <w:p>
@@ -512,118 +3186,967 @@
         <w:t xml:space="preserve">Usa una tasa con decimales.</w:t>
       </w:r>
     </w:p>
-    <w:p>
-      <w:pPr>
-        <w:spacing w:after="40" w:before="0"/>
-      </w:pPr>
-      <w:r>
-        <w:rPr>
-          <w:sz w:val="22"/>
-          <w:szCs w:val="22"/>
-        </w:rPr>
-        <w:t xml:space="preserve">1.  A gym costs $24.95 each month. What is the total cost of 2 months?</w:t>
-      </w:r>
-    </w:p>
+    <w:tbl>
+      <w:tblPr>
+        <w:tblW w:type="dxa" w:w="9360"/>
+        <w:tblBorders>
+          <w:top w:val="single" w:color="C7D2DD" w:sz="6"/>
+          <w:left w:val="single" w:color="C7D2DD" w:sz="6"/>
+          <w:bottom w:val="single" w:color="C7D2DD" w:sz="6"/>
+          <w:right w:val="single" w:color="C7D2DD" w:sz="6"/>
+          <w:insideH w:val="single" w:color="C7D2DD" w:sz="6"/>
+          <w:insideV w:val="single" w:color="C7D2DD" w:sz="6"/>
+        </w:tblBorders>
+      </w:tblPr>
+      <w:tblGrid>
+        <w:gridCol w:w="2800"/>
+        <w:gridCol w:w="3560"/>
+        <w:gridCol w:w="3000"/>
+      </w:tblGrid>
+      <w:tr>
+        <w:trPr>
+          <w:cantSplit/>
+          <w:tblHeader/>
+        </w:trPr>
+        <w:tc>
+          <w:tcPr>
+            <w:tcW w:type="dxa" w:w="2800"/>
+            <w:shd w:fill="EEF4F8" w:color="auto" w:val="clear"/>
+            <w:tcMar>
+              <w:top w:type="dxa" w:w="60"/>
+              <w:left w:type="dxa" w:w="100"/>
+              <w:bottom w:type="dxa" w:w="60"/>
+              <w:right w:type="dxa" w:w="100"/>
+            </w:tcMar>
+          </w:tcPr>
+          <w:p>
+            <w:pPr>
+              <w:spacing w:after="0" w:before="0"/>
+            </w:pPr>
+            <w:r>
+              <w:rPr>
+                <w:b/>
+                <w:bCs/>
+                <w:color w:val="0F2B3C"/>
+                <w:sz w:val="16"/>
+                <w:szCs w:val="16"/>
+              </w:rPr>
+              <w:t xml:space="preserve">CORE PROBLEM / GIVEN REPRESENTATION</w:t>
+            </w:r>
+          </w:p>
+        </w:tc>
+        <w:tc>
+          <w:tcPr>
+            <w:tcW w:type="dxa" w:w="3560"/>
+            <w:shd w:fill="EEF4F8" w:color="auto" w:val="clear"/>
+            <w:tcMar>
+              <w:top w:type="dxa" w:w="60"/>
+              <w:left w:type="dxa" w:w="100"/>
+              <w:bottom w:type="dxa" w:w="60"/>
+              <w:right w:type="dxa" w:w="100"/>
+            </w:tcMar>
+          </w:tcPr>
+          <w:p>
+            <w:pPr>
+              <w:spacing w:after="0" w:before="0"/>
+            </w:pPr>
+            <w:r>
+              <w:rPr>
+                <w:b/>
+                <w:bCs/>
+                <w:color w:val="0F2B3C"/>
+                <w:sz w:val="16"/>
+                <w:szCs w:val="16"/>
+              </w:rPr>
+              <w:t xml:space="preserve">WORKING SPACE / CALCULATION STEPS</w:t>
+            </w:r>
+          </w:p>
+        </w:tc>
+        <w:tc>
+          <w:tcPr>
+            <w:tcW w:type="dxa" w:w="3000"/>
+            <w:shd w:fill="FBF3E2" w:color="auto" w:val="clear"/>
+            <w:tcMar>
+              <w:top w:type="dxa" w:w="60"/>
+              <w:left w:type="dxa" w:w="100"/>
+              <w:bottom w:type="dxa" w:w="60"/>
+              <w:right w:type="dxa" w:w="100"/>
+            </w:tcMar>
+          </w:tcPr>
+          <w:p>
+            <w:pPr>
+              <w:spacing w:after="0" w:before="0"/>
+            </w:pPr>
+            <w:r>
+              <w:rPr>
+                <w:b/>
+                <w:bCs/>
+                <w:color w:val="7A5400"/>
+                <w:sz w:val="16"/>
+                <w:szCs w:val="16"/>
+              </w:rPr>
+              <w:t xml:space="preserve">EXPLAIN YOUR REASONING</w:t>
+            </w:r>
+          </w:p>
+        </w:tc>
+      </w:tr>
+      <w:tr>
+        <w:trPr>
+          <w:cantSplit/>
+        </w:trPr>
+        <w:tc>
+          <w:tcPr>
+            <w:tcW w:type="dxa" w:w="2800"/>
+            <w:tcMar>
+              <w:top w:type="dxa" w:w="80"/>
+              <w:left w:type="dxa" w:w="100"/>
+              <w:bottom w:type="dxa" w:w="80"/>
+              <w:right w:type="dxa" w:w="100"/>
+            </w:tcMar>
+            <w:vAlign w:val="top"/>
+          </w:tcPr>
+          <w:p>
+            <w:pPr>
+              <w:spacing w:after="40" w:before="0"/>
+            </w:pPr>
+            <w:r>
+              <w:rPr>
+                <w:b/>
+                <w:bCs/>
+                <w:color w:val="0F2B3C"/>
+                <w:sz w:val="20"/>
+                <w:szCs w:val="20"/>
+              </w:rPr>
+              <w:t xml:space="preserve">1.  A gym costs $24.95 each month. What is the total cost of 2 months?</w:t>
+            </w:r>
+          </w:p>
+          <w:p>
+            <w:pPr>
+              <w:spacing w:after="40" w:before="0"/>
+            </w:pPr>
+            <w:r>
+              <w:rPr>
+                <w:i/>
+                <w:iCs/>
+                <w:color w:val="3F4D5C"/>
+                <w:sz w:val="20"/>
+                <w:szCs w:val="20"/>
+              </w:rPr>
+              <w:t xml:space="preserve">A. Un gimnasio cuesta $24.95 cada mes. ¿Cuál es el costo total de 2 meses?</w:t>
+            </w:r>
+          </w:p>
+        </w:tc>
+        <w:tc>
+          <w:tcPr>
+            <w:tcW w:type="dxa" w:w="3560"/>
+            <w:tcMar>
+              <w:top w:type="dxa" w:w="80"/>
+              <w:left w:type="dxa" w:w="100"/>
+              <w:bottom w:type="dxa" w:w="80"/>
+              <w:right w:type="dxa" w:w="100"/>
+            </w:tcMar>
+            <w:vAlign w:val="top"/>
+          </w:tcPr>
+          <w:p>
+            <w:pPr>
+              <w:spacing w:after="50" w:before="0"/>
+            </w:pPr>
+            <w:r>
+              <w:rPr>
+                <w:color w:val="BBBBBB"/>
+                <w:sz w:val="18"/>
+                <w:szCs w:val="18"/>
+              </w:rPr>
+              <w:t xml:space="preserve">____________________________</w:t>
+            </w:r>
+          </w:p>
+          <w:p>
+            <w:pPr>
+              <w:spacing w:after="50" w:before="0"/>
+            </w:pPr>
+            <w:r>
+              <w:rPr>
+                <w:color w:val="BBBBBB"/>
+                <w:sz w:val="18"/>
+                <w:szCs w:val="18"/>
+              </w:rPr>
+              <w:t xml:space="preserve">____________________________</w:t>
+            </w:r>
+          </w:p>
+          <w:p>
+            <w:pPr>
+              <w:spacing w:after="50" w:before="0"/>
+            </w:pPr>
+            <w:r>
+              <w:rPr>
+                <w:color w:val="BBBBBB"/>
+                <w:sz w:val="18"/>
+                <w:szCs w:val="18"/>
+              </w:rPr>
+              <w:t xml:space="preserve">____________________________</w:t>
+            </w:r>
+          </w:p>
+          <w:p>
+            <w:pPr>
+              <w:spacing w:after="50" w:before="0"/>
+            </w:pPr>
+            <w:r>
+              <w:rPr>
+                <w:color w:val="BBBBBB"/>
+                <w:sz w:val="18"/>
+                <w:szCs w:val="18"/>
+              </w:rPr>
+              <w:t xml:space="preserve">____________________________</w:t>
+            </w:r>
+          </w:p>
+        </w:tc>
+        <w:tc>
+          <w:tcPr>
+            <w:tcW w:type="dxa" w:w="3000"/>
+            <w:shd w:fill="FBF3E2" w:color="auto" w:val="clear"/>
+            <w:tcMar>
+              <w:top w:type="dxa" w:w="80"/>
+              <w:left w:type="dxa" w:w="100"/>
+              <w:bottom w:type="dxa" w:w="80"/>
+              <w:right w:type="dxa" w:w="100"/>
+            </w:tcMar>
+            <w:vAlign w:val="top"/>
+          </w:tcPr>
+          <w:p>
+            <w:pPr>
+              <w:spacing w:after="30" w:before="0"/>
+            </w:pPr>
+            <w:r>
+              <w:rPr>
+                <w:b/>
+                <w:bCs/>
+                <w:color w:val="0F2B3C"/>
+                <w:sz w:val="18"/>
+                <w:szCs w:val="18"/>
+              </w:rPr>
+              <w:t xml:space="preserve">Because... ________________</w:t>
+            </w:r>
+          </w:p>
+          <w:p>
+            <w:pPr>
+              <w:spacing w:after="50" w:before="0"/>
+            </w:pPr>
+            <w:r>
+              <w:rPr>
+                <w:color w:val="BBBBBB"/>
+                <w:sz w:val="18"/>
+                <w:szCs w:val="18"/>
+              </w:rPr>
+              <w:t xml:space="preserve">____________________________</w:t>
+            </w:r>
+          </w:p>
+          <w:p>
+            <w:pPr>
+              <w:spacing w:after="30" w:before="40"/>
+            </w:pPr>
+            <w:r>
+              <w:rPr>
+                <w:b/>
+                <w:bCs/>
+                <w:color w:val="1A6FB5"/>
+                <w:sz w:val="18"/>
+                <w:szCs w:val="18"/>
+              </w:rPr>
+              <w:t xml:space="preserve">Although... _______________</w:t>
+            </w:r>
+          </w:p>
+          <w:p>
+            <w:pPr>
+              <w:spacing w:after="50" w:before="0"/>
+            </w:pPr>
+            <w:r>
+              <w:rPr>
+                <w:color w:val="BBBBBB"/>
+                <w:sz w:val="18"/>
+                <w:szCs w:val="18"/>
+              </w:rPr>
+              <w:t xml:space="preserve">____________________________</w:t>
+            </w:r>
+          </w:p>
+          <w:p>
+            <w:pPr>
+              <w:spacing w:after="30" w:before="40"/>
+            </w:pPr>
+            <w:r>
+              <w:rPr>
+                <w:b/>
+                <w:bCs/>
+                <w:color w:val="7A5400"/>
+                <w:sz w:val="18"/>
+                <w:szCs w:val="18"/>
+              </w:rPr>
+              <w:t xml:space="preserve">Therefore... ______________</w:t>
+            </w:r>
+          </w:p>
+          <w:p>
+            <w:pPr>
+              <w:spacing w:after="50" w:before="0"/>
+            </w:pPr>
+            <w:r>
+              <w:rPr>
+                <w:color w:val="BBBBBB"/>
+                <w:sz w:val="18"/>
+                <w:szCs w:val="18"/>
+              </w:rPr>
+              <w:t xml:space="preserve">____________________________</w:t>
+            </w:r>
+          </w:p>
+        </w:tc>
+      </w:tr>
+    </w:tbl>
     <w:p>
       <w:pPr>
         <w:spacing w:after="60" w:before="0"/>
       </w:pPr>
       <w:r>
-        <w:rPr>
-          <w:i/>
-          <w:iCs/>
-          <w:color w:val="3F4D5C"/>
-          <w:sz w:val="20"/>
-          <w:szCs w:val="20"/>
-        </w:rPr>
-        <w:t xml:space="preserve">A. Un gimnasio cuesta $24.95 cada mes. ¿Cuál es el costo total de 2 meses?</w:t>
-      </w:r>
-    </w:p>
-    <w:p>
-      <w:pPr>
-        <w:spacing w:after="80" w:before="0"/>
-      </w:pPr>
-      <w:r>
-        <w:rPr>
-          <w:color w:val="BBBBBB"/>
-        </w:rPr>
-        <w:t xml:space="preserve">____________________________________________________</w:t>
-      </w:r>
-    </w:p>
-    <w:p>
-      <w:pPr>
-        <w:spacing w:after="40" w:before="0"/>
-      </w:pPr>
-      <w:r>
-        <w:rPr>
-          <w:sz w:val="22"/>
-          <w:szCs w:val="22"/>
-        </w:rPr>
-        <w:t xml:space="preserve">2.  A table shows months and cost: 1 → $24.95, 2 → $49.90, 3 → $74.85. How much does the cost go up each month?</w:t>
-      </w:r>
-    </w:p>
+        <w:t xml:space="preserve"/>
+      </w:r>
+    </w:p>
+    <w:tbl>
+      <w:tblPr>
+        <w:tblW w:type="dxa" w:w="9360"/>
+        <w:tblBorders>
+          <w:top w:val="single" w:color="C7D2DD" w:sz="6"/>
+          <w:left w:val="single" w:color="C7D2DD" w:sz="6"/>
+          <w:bottom w:val="single" w:color="C7D2DD" w:sz="6"/>
+          <w:right w:val="single" w:color="C7D2DD" w:sz="6"/>
+          <w:insideH w:val="single" w:color="C7D2DD" w:sz="6"/>
+          <w:insideV w:val="single" w:color="C7D2DD" w:sz="6"/>
+        </w:tblBorders>
+      </w:tblPr>
+      <w:tblGrid>
+        <w:gridCol w:w="2800"/>
+        <w:gridCol w:w="3560"/>
+        <w:gridCol w:w="3000"/>
+      </w:tblGrid>
+      <w:tr>
+        <w:trPr>
+          <w:cantSplit/>
+          <w:tblHeader/>
+        </w:trPr>
+        <w:tc>
+          <w:tcPr>
+            <w:tcW w:type="dxa" w:w="2800"/>
+            <w:shd w:fill="EEF4F8" w:color="auto" w:val="clear"/>
+            <w:tcMar>
+              <w:top w:type="dxa" w:w="60"/>
+              <w:left w:type="dxa" w:w="100"/>
+              <w:bottom w:type="dxa" w:w="60"/>
+              <w:right w:type="dxa" w:w="100"/>
+            </w:tcMar>
+          </w:tcPr>
+          <w:p>
+            <w:pPr>
+              <w:spacing w:after="0" w:before="0"/>
+            </w:pPr>
+            <w:r>
+              <w:rPr>
+                <w:b/>
+                <w:bCs/>
+                <w:color w:val="0F2B3C"/>
+                <w:sz w:val="16"/>
+                <w:szCs w:val="16"/>
+              </w:rPr>
+              <w:t xml:space="preserve">CORE PROBLEM / GIVEN REPRESENTATION</w:t>
+            </w:r>
+          </w:p>
+        </w:tc>
+        <w:tc>
+          <w:tcPr>
+            <w:tcW w:type="dxa" w:w="3560"/>
+            <w:shd w:fill="EEF4F8" w:color="auto" w:val="clear"/>
+            <w:tcMar>
+              <w:top w:type="dxa" w:w="60"/>
+              <w:left w:type="dxa" w:w="100"/>
+              <w:bottom w:type="dxa" w:w="60"/>
+              <w:right w:type="dxa" w:w="100"/>
+            </w:tcMar>
+          </w:tcPr>
+          <w:p>
+            <w:pPr>
+              <w:spacing w:after="0" w:before="0"/>
+            </w:pPr>
+            <w:r>
+              <w:rPr>
+                <w:b/>
+                <w:bCs/>
+                <w:color w:val="0F2B3C"/>
+                <w:sz w:val="16"/>
+                <w:szCs w:val="16"/>
+              </w:rPr>
+              <w:t xml:space="preserve">WORKING SPACE / CALCULATION STEPS</w:t>
+            </w:r>
+          </w:p>
+        </w:tc>
+        <w:tc>
+          <w:tcPr>
+            <w:tcW w:type="dxa" w:w="3000"/>
+            <w:shd w:fill="FBF3E2" w:color="auto" w:val="clear"/>
+            <w:tcMar>
+              <w:top w:type="dxa" w:w="60"/>
+              <w:left w:type="dxa" w:w="100"/>
+              <w:bottom w:type="dxa" w:w="60"/>
+              <w:right w:type="dxa" w:w="100"/>
+            </w:tcMar>
+          </w:tcPr>
+          <w:p>
+            <w:pPr>
+              <w:spacing w:after="0" w:before="0"/>
+            </w:pPr>
+            <w:r>
+              <w:rPr>
+                <w:b/>
+                <w:bCs/>
+                <w:color w:val="7A5400"/>
+                <w:sz w:val="16"/>
+                <w:szCs w:val="16"/>
+              </w:rPr>
+              <w:t xml:space="preserve">EXPLAIN YOUR REASONING</w:t>
+            </w:r>
+          </w:p>
+        </w:tc>
+      </w:tr>
+      <w:tr>
+        <w:trPr>
+          <w:cantSplit/>
+        </w:trPr>
+        <w:tc>
+          <w:tcPr>
+            <w:tcW w:type="dxa" w:w="2800"/>
+            <w:tcMar>
+              <w:top w:type="dxa" w:w="80"/>
+              <w:left w:type="dxa" w:w="100"/>
+              <w:bottom w:type="dxa" w:w="80"/>
+              <w:right w:type="dxa" w:w="100"/>
+            </w:tcMar>
+            <w:vAlign w:val="top"/>
+          </w:tcPr>
+          <w:p>
+            <w:pPr>
+              <w:spacing w:after="40" w:before="0"/>
+            </w:pPr>
+            <w:r>
+              <w:rPr>
+                <w:b/>
+                <w:bCs/>
+                <w:color w:val="0F2B3C"/>
+                <w:sz w:val="20"/>
+                <w:szCs w:val="20"/>
+              </w:rPr>
+              <w:t xml:space="preserve">2.  A table shows months and cost: 1 → $24.95, 2 → $49.90, 3 → $74.85. How much does the cost go up each month?</w:t>
+            </w:r>
+          </w:p>
+          <w:p>
+            <w:pPr>
+              <w:spacing w:after="40" w:before="0"/>
+            </w:pPr>
+            <w:r>
+              <w:rPr>
+                <w:i/>
+                <w:iCs/>
+                <w:color w:val="3F4D5C"/>
+                <w:sz w:val="20"/>
+                <w:szCs w:val="20"/>
+              </w:rPr>
+              <w:t xml:space="preserve">B. Una tabla muestra meses y costo: 1 → $24.95, 2 → $49.90, 3 → $74.85. ¿Cuánto sube el costo cada mes?</w:t>
+            </w:r>
+          </w:p>
+        </w:tc>
+        <w:tc>
+          <w:tcPr>
+            <w:tcW w:type="dxa" w:w="3560"/>
+            <w:tcMar>
+              <w:top w:type="dxa" w:w="80"/>
+              <w:left w:type="dxa" w:w="100"/>
+              <w:bottom w:type="dxa" w:w="80"/>
+              <w:right w:type="dxa" w:w="100"/>
+            </w:tcMar>
+            <w:vAlign w:val="top"/>
+          </w:tcPr>
+          <w:p>
+            <w:pPr>
+              <w:spacing w:after="50" w:before="0"/>
+            </w:pPr>
+            <w:r>
+              <w:rPr>
+                <w:color w:val="BBBBBB"/>
+                <w:sz w:val="18"/>
+                <w:szCs w:val="18"/>
+              </w:rPr>
+              <w:t xml:space="preserve">____________________________</w:t>
+            </w:r>
+          </w:p>
+          <w:p>
+            <w:pPr>
+              <w:spacing w:after="50" w:before="0"/>
+            </w:pPr>
+            <w:r>
+              <w:rPr>
+                <w:color w:val="BBBBBB"/>
+                <w:sz w:val="18"/>
+                <w:szCs w:val="18"/>
+              </w:rPr>
+              <w:t xml:space="preserve">____________________________</w:t>
+            </w:r>
+          </w:p>
+          <w:p>
+            <w:pPr>
+              <w:spacing w:after="50" w:before="0"/>
+            </w:pPr>
+            <w:r>
+              <w:rPr>
+                <w:color w:val="BBBBBB"/>
+                <w:sz w:val="18"/>
+                <w:szCs w:val="18"/>
+              </w:rPr>
+              <w:t xml:space="preserve">____________________________</w:t>
+            </w:r>
+          </w:p>
+          <w:p>
+            <w:pPr>
+              <w:spacing w:after="50" w:before="0"/>
+            </w:pPr>
+            <w:r>
+              <w:rPr>
+                <w:color w:val="BBBBBB"/>
+                <w:sz w:val="18"/>
+                <w:szCs w:val="18"/>
+              </w:rPr>
+              <w:t xml:space="preserve">____________________________</w:t>
+            </w:r>
+          </w:p>
+        </w:tc>
+        <w:tc>
+          <w:tcPr>
+            <w:tcW w:type="dxa" w:w="3000"/>
+            <w:shd w:fill="FBF3E2" w:color="auto" w:val="clear"/>
+            <w:tcMar>
+              <w:top w:type="dxa" w:w="80"/>
+              <w:left w:type="dxa" w:w="100"/>
+              <w:bottom w:type="dxa" w:w="80"/>
+              <w:right w:type="dxa" w:w="100"/>
+            </w:tcMar>
+            <w:vAlign w:val="top"/>
+          </w:tcPr>
+          <w:p>
+            <w:pPr>
+              <w:spacing w:after="30" w:before="0"/>
+            </w:pPr>
+            <w:r>
+              <w:rPr>
+                <w:b/>
+                <w:bCs/>
+                <w:color w:val="0F2B3C"/>
+                <w:sz w:val="18"/>
+                <w:szCs w:val="18"/>
+              </w:rPr>
+              <w:t xml:space="preserve">Because... ________________</w:t>
+            </w:r>
+          </w:p>
+          <w:p>
+            <w:pPr>
+              <w:spacing w:after="50" w:before="0"/>
+            </w:pPr>
+            <w:r>
+              <w:rPr>
+                <w:color w:val="BBBBBB"/>
+                <w:sz w:val="18"/>
+                <w:szCs w:val="18"/>
+              </w:rPr>
+              <w:t xml:space="preserve">____________________________</w:t>
+            </w:r>
+          </w:p>
+          <w:p>
+            <w:pPr>
+              <w:spacing w:after="30" w:before="40"/>
+            </w:pPr>
+            <w:r>
+              <w:rPr>
+                <w:b/>
+                <w:bCs/>
+                <w:color w:val="1A6FB5"/>
+                <w:sz w:val="18"/>
+                <w:szCs w:val="18"/>
+              </w:rPr>
+              <w:t xml:space="preserve">Although... _______________</w:t>
+            </w:r>
+          </w:p>
+          <w:p>
+            <w:pPr>
+              <w:spacing w:after="50" w:before="0"/>
+            </w:pPr>
+            <w:r>
+              <w:rPr>
+                <w:color w:val="BBBBBB"/>
+                <w:sz w:val="18"/>
+                <w:szCs w:val="18"/>
+              </w:rPr>
+              <w:t xml:space="preserve">____________________________</w:t>
+            </w:r>
+          </w:p>
+          <w:p>
+            <w:pPr>
+              <w:spacing w:after="30" w:before="40"/>
+            </w:pPr>
+            <w:r>
+              <w:rPr>
+                <w:b/>
+                <w:bCs/>
+                <w:color w:val="7A5400"/>
+                <w:sz w:val="18"/>
+                <w:szCs w:val="18"/>
+              </w:rPr>
+              <w:t xml:space="preserve">Therefore... ______________</w:t>
+            </w:r>
+          </w:p>
+          <w:p>
+            <w:pPr>
+              <w:spacing w:after="50" w:before="0"/>
+            </w:pPr>
+            <w:r>
+              <w:rPr>
+                <w:color w:val="BBBBBB"/>
+                <w:sz w:val="18"/>
+                <w:szCs w:val="18"/>
+              </w:rPr>
+              <w:t xml:space="preserve">____________________________</w:t>
+            </w:r>
+          </w:p>
+        </w:tc>
+      </w:tr>
+    </w:tbl>
     <w:p>
       <w:pPr>
         <w:spacing w:after="60" w:before="0"/>
       </w:pPr>
       <w:r>
-        <w:rPr>
-          <w:i/>
-          <w:iCs/>
-          <w:color w:val="3F4D5C"/>
-          <w:sz w:val="20"/>
-          <w:szCs w:val="20"/>
-        </w:rPr>
-        <w:t xml:space="preserve">B. Una tabla muestra meses y costo: 1 → $24.95, 2 → $49.90, 3 → $74.85. ¿Cuánto sube el costo cada mes?</w:t>
-      </w:r>
-    </w:p>
-    <w:p>
-      <w:pPr>
-        <w:spacing w:after="80" w:before="0"/>
-      </w:pPr>
-      <w:r>
-        <w:rPr>
-          <w:color w:val="BBBBBB"/>
-        </w:rPr>
-        <w:t xml:space="preserve">____________________________________________________</w:t>
-      </w:r>
-    </w:p>
-    <w:p>
-      <w:pPr>
-        <w:spacing w:after="40" w:before="0"/>
-      </w:pPr>
-      <w:r>
-        <w:rPr>
-          <w:sz w:val="22"/>
-          <w:szCs w:val="22"/>
-        </w:rPr>
-        <w:t xml:space="preserve">3.  A song costs $0.75. What is 0.75s when s = 4?</w:t>
-      </w:r>
-    </w:p>
+        <w:t xml:space="preserve"/>
+      </w:r>
+    </w:p>
+    <w:tbl>
+      <w:tblPr>
+        <w:tblW w:type="dxa" w:w="9360"/>
+        <w:tblBorders>
+          <w:top w:val="single" w:color="C7D2DD" w:sz="6"/>
+          <w:left w:val="single" w:color="C7D2DD" w:sz="6"/>
+          <w:bottom w:val="single" w:color="C7D2DD" w:sz="6"/>
+          <w:right w:val="single" w:color="C7D2DD" w:sz="6"/>
+          <w:insideH w:val="single" w:color="C7D2DD" w:sz="6"/>
+          <w:insideV w:val="single" w:color="C7D2DD" w:sz="6"/>
+        </w:tblBorders>
+      </w:tblPr>
+      <w:tblGrid>
+        <w:gridCol w:w="2800"/>
+        <w:gridCol w:w="3560"/>
+        <w:gridCol w:w="3000"/>
+      </w:tblGrid>
+      <w:tr>
+        <w:trPr>
+          <w:cantSplit/>
+          <w:tblHeader/>
+        </w:trPr>
+        <w:tc>
+          <w:tcPr>
+            <w:tcW w:type="dxa" w:w="2800"/>
+            <w:shd w:fill="EEF4F8" w:color="auto" w:val="clear"/>
+            <w:tcMar>
+              <w:top w:type="dxa" w:w="60"/>
+              <w:left w:type="dxa" w:w="100"/>
+              <w:bottom w:type="dxa" w:w="60"/>
+              <w:right w:type="dxa" w:w="100"/>
+            </w:tcMar>
+          </w:tcPr>
+          <w:p>
+            <w:pPr>
+              <w:spacing w:after="0" w:before="0"/>
+            </w:pPr>
+            <w:r>
+              <w:rPr>
+                <w:b/>
+                <w:bCs/>
+                <w:color w:val="0F2B3C"/>
+                <w:sz w:val="16"/>
+                <w:szCs w:val="16"/>
+              </w:rPr>
+              <w:t xml:space="preserve">CORE PROBLEM / GIVEN REPRESENTATION</w:t>
+            </w:r>
+          </w:p>
+        </w:tc>
+        <w:tc>
+          <w:tcPr>
+            <w:tcW w:type="dxa" w:w="3560"/>
+            <w:shd w:fill="EEF4F8" w:color="auto" w:val="clear"/>
+            <w:tcMar>
+              <w:top w:type="dxa" w:w="60"/>
+              <w:left w:type="dxa" w:w="100"/>
+              <w:bottom w:type="dxa" w:w="60"/>
+              <w:right w:type="dxa" w:w="100"/>
+            </w:tcMar>
+          </w:tcPr>
+          <w:p>
+            <w:pPr>
+              <w:spacing w:after="0" w:before="0"/>
+            </w:pPr>
+            <w:r>
+              <w:rPr>
+                <w:b/>
+                <w:bCs/>
+                <w:color w:val="0F2B3C"/>
+                <w:sz w:val="16"/>
+                <w:szCs w:val="16"/>
+              </w:rPr>
+              <w:t xml:space="preserve">WORKING SPACE / CALCULATION STEPS</w:t>
+            </w:r>
+          </w:p>
+        </w:tc>
+        <w:tc>
+          <w:tcPr>
+            <w:tcW w:type="dxa" w:w="3000"/>
+            <w:shd w:fill="FBF3E2" w:color="auto" w:val="clear"/>
+            <w:tcMar>
+              <w:top w:type="dxa" w:w="60"/>
+              <w:left w:type="dxa" w:w="100"/>
+              <w:bottom w:type="dxa" w:w="60"/>
+              <w:right w:type="dxa" w:w="100"/>
+            </w:tcMar>
+          </w:tcPr>
+          <w:p>
+            <w:pPr>
+              <w:spacing w:after="0" w:before="0"/>
+            </w:pPr>
+            <w:r>
+              <w:rPr>
+                <w:b/>
+                <w:bCs/>
+                <w:color w:val="7A5400"/>
+                <w:sz w:val="16"/>
+                <w:szCs w:val="16"/>
+              </w:rPr>
+              <w:t xml:space="preserve">EXPLAIN YOUR REASONING</w:t>
+            </w:r>
+          </w:p>
+        </w:tc>
+      </w:tr>
+      <w:tr>
+        <w:trPr>
+          <w:cantSplit/>
+        </w:trPr>
+        <w:tc>
+          <w:tcPr>
+            <w:tcW w:type="dxa" w:w="2800"/>
+            <w:tcMar>
+              <w:top w:type="dxa" w:w="80"/>
+              <w:left w:type="dxa" w:w="100"/>
+              <w:bottom w:type="dxa" w:w="80"/>
+              <w:right w:type="dxa" w:w="100"/>
+            </w:tcMar>
+            <w:vAlign w:val="top"/>
+          </w:tcPr>
+          <w:p>
+            <w:pPr>
+              <w:spacing w:after="40" w:before="0"/>
+            </w:pPr>
+            <w:r>
+              <w:rPr>
+                <w:b/>
+                <w:bCs/>
+                <w:color w:val="0F2B3C"/>
+                <w:sz w:val="20"/>
+                <w:szCs w:val="20"/>
+              </w:rPr>
+              <w:t xml:space="preserve">3.  A song costs $0.75. What is 0.75s when s = 4?</w:t>
+            </w:r>
+          </w:p>
+          <w:p>
+            <w:pPr>
+              <w:spacing w:after="40" w:before="0"/>
+            </w:pPr>
+            <w:r>
+              <w:rPr>
+                <w:i/>
+                <w:iCs/>
+                <w:color w:val="3F4D5C"/>
+                <w:sz w:val="20"/>
+                <w:szCs w:val="20"/>
+              </w:rPr>
+              <w:t xml:space="preserve">C. Una canción cuesta $0.75. ¿Cuánto es 0.75s cuando s = 4?</w:t>
+            </w:r>
+          </w:p>
+        </w:tc>
+        <w:tc>
+          <w:tcPr>
+            <w:tcW w:type="dxa" w:w="3560"/>
+            <w:tcMar>
+              <w:top w:type="dxa" w:w="80"/>
+              <w:left w:type="dxa" w:w="100"/>
+              <w:bottom w:type="dxa" w:w="80"/>
+              <w:right w:type="dxa" w:w="100"/>
+            </w:tcMar>
+            <w:vAlign w:val="top"/>
+          </w:tcPr>
+          <w:p>
+            <w:pPr>
+              <w:spacing w:after="50" w:before="0"/>
+            </w:pPr>
+            <w:r>
+              <w:rPr>
+                <w:color w:val="BBBBBB"/>
+                <w:sz w:val="18"/>
+                <w:szCs w:val="18"/>
+              </w:rPr>
+              <w:t xml:space="preserve">____________________________</w:t>
+            </w:r>
+          </w:p>
+          <w:p>
+            <w:pPr>
+              <w:spacing w:after="50" w:before="0"/>
+            </w:pPr>
+            <w:r>
+              <w:rPr>
+                <w:color w:val="BBBBBB"/>
+                <w:sz w:val="18"/>
+                <w:szCs w:val="18"/>
+              </w:rPr>
+              <w:t xml:space="preserve">____________________________</w:t>
+            </w:r>
+          </w:p>
+          <w:p>
+            <w:pPr>
+              <w:spacing w:after="50" w:before="0"/>
+            </w:pPr>
+            <w:r>
+              <w:rPr>
+                <w:color w:val="BBBBBB"/>
+                <w:sz w:val="18"/>
+                <w:szCs w:val="18"/>
+              </w:rPr>
+              <w:t xml:space="preserve">____________________________</w:t>
+            </w:r>
+          </w:p>
+          <w:p>
+            <w:pPr>
+              <w:spacing w:after="50" w:before="0"/>
+            </w:pPr>
+            <w:r>
+              <w:rPr>
+                <w:color w:val="BBBBBB"/>
+                <w:sz w:val="18"/>
+                <w:szCs w:val="18"/>
+              </w:rPr>
+              <w:t xml:space="preserve">____________________________</w:t>
+            </w:r>
+          </w:p>
+        </w:tc>
+        <w:tc>
+          <w:tcPr>
+            <w:tcW w:type="dxa" w:w="3000"/>
+            <w:shd w:fill="FBF3E2" w:color="auto" w:val="clear"/>
+            <w:tcMar>
+              <w:top w:type="dxa" w:w="80"/>
+              <w:left w:type="dxa" w:w="100"/>
+              <w:bottom w:type="dxa" w:w="80"/>
+              <w:right w:type="dxa" w:w="100"/>
+            </w:tcMar>
+            <w:vAlign w:val="top"/>
+          </w:tcPr>
+          <w:p>
+            <w:pPr>
+              <w:spacing w:after="30" w:before="0"/>
+            </w:pPr>
+            <w:r>
+              <w:rPr>
+                <w:b/>
+                <w:bCs/>
+                <w:color w:val="0F2B3C"/>
+                <w:sz w:val="18"/>
+                <w:szCs w:val="18"/>
+              </w:rPr>
+              <w:t xml:space="preserve">Because... ________________</w:t>
+            </w:r>
+          </w:p>
+          <w:p>
+            <w:pPr>
+              <w:spacing w:after="50" w:before="0"/>
+            </w:pPr>
+            <w:r>
+              <w:rPr>
+                <w:color w:val="BBBBBB"/>
+                <w:sz w:val="18"/>
+                <w:szCs w:val="18"/>
+              </w:rPr>
+              <w:t xml:space="preserve">____________________________</w:t>
+            </w:r>
+          </w:p>
+          <w:p>
+            <w:pPr>
+              <w:spacing w:after="30" w:before="40"/>
+            </w:pPr>
+            <w:r>
+              <w:rPr>
+                <w:b/>
+                <w:bCs/>
+                <w:color w:val="1A6FB5"/>
+                <w:sz w:val="18"/>
+                <w:szCs w:val="18"/>
+              </w:rPr>
+              <w:t xml:space="preserve">Although... _______________</w:t>
+            </w:r>
+          </w:p>
+          <w:p>
+            <w:pPr>
+              <w:spacing w:after="50" w:before="0"/>
+            </w:pPr>
+            <w:r>
+              <w:rPr>
+                <w:color w:val="BBBBBB"/>
+                <w:sz w:val="18"/>
+                <w:szCs w:val="18"/>
+              </w:rPr>
+              <w:t xml:space="preserve">____________________________</w:t>
+            </w:r>
+          </w:p>
+          <w:p>
+            <w:pPr>
+              <w:spacing w:after="30" w:before="40"/>
+            </w:pPr>
+            <w:r>
+              <w:rPr>
+                <w:b/>
+                <w:bCs/>
+                <w:color w:val="7A5400"/>
+                <w:sz w:val="18"/>
+                <w:szCs w:val="18"/>
+              </w:rPr>
+              <w:t xml:space="preserve">Therefore... ______________</w:t>
+            </w:r>
+          </w:p>
+          <w:p>
+            <w:pPr>
+              <w:spacing w:after="50" w:before="0"/>
+            </w:pPr>
+            <w:r>
+              <w:rPr>
+                <w:color w:val="BBBBBB"/>
+                <w:sz w:val="18"/>
+                <w:szCs w:val="18"/>
+              </w:rPr>
+              <w:t xml:space="preserve">____________________________</w:t>
+            </w:r>
+          </w:p>
+        </w:tc>
+      </w:tr>
+    </w:tbl>
     <w:p>
       <w:pPr>
         <w:spacing w:after="60" w:before="0"/>
       </w:pPr>
       <w:r>
-        <w:rPr>
-          <w:i/>
-          <w:iCs/>
-          <w:color w:val="3F4D5C"/>
-          <w:sz w:val="20"/>
-          <w:szCs w:val="20"/>
-        </w:rPr>
-        <w:t xml:space="preserve">C. Una canción cuesta $0.75. ¿Cuánto es 0.75s cuando s = 4?</w:t>
-      </w:r>
-    </w:p>
-    <w:p>
-      <w:pPr>
-        <w:spacing w:after="80" w:before="0"/>
-      </w:pPr>
-      <w:r>
-        <w:rPr>
-          <w:color w:val="BBBBBB"/>
-        </w:rPr>
-        <w:t xml:space="preserve">____________________________________________________</w:t>
+        <w:t xml:space="preserve"/>
       </w:r>
     </w:p>
     <w:p>
@@ -730,6 +4253,141 @@
         <w:t xml:space="preserve">____________________________________________________</w:t>
       </w:r>
     </w:p>
+    <w:tbl>
+      <w:tblPr>
+        <w:tblW w:type="dxa" w:w="9360"/>
+        <w:tblBorders>
+          <w:top w:val="single" w:color="C7D2DD" w:sz="6"/>
+          <w:left w:val="single" w:color="C7D2DD" w:sz="6"/>
+          <w:bottom w:val="single" w:color="C7D2DD" w:sz="6"/>
+          <w:right w:val="single" w:color="C7D2DD" w:sz="6"/>
+          <w:insideH w:val="single" w:color="C7D2DD" w:sz="6"/>
+          <w:insideV w:val="single" w:color="C7D2DD" w:sz="6"/>
+        </w:tblBorders>
+      </w:tblPr>
+      <w:tblGrid>
+        <w:gridCol w:w="3120"/>
+        <w:gridCol w:w="3120"/>
+        <w:gridCol w:w="3120"/>
+      </w:tblGrid>
+      <w:tr>
+        <w:trPr>
+          <w:cantSplit/>
+          <w:tblHeader/>
+        </w:trPr>
+        <w:tc>
+          <w:tcPr>
+            <w:tcW w:type="dxa" w:w="9360"/>
+            <w:gridSpan w:val="3"/>
+            <w:shd w:fill="EEF4F8" w:color="auto" w:val="clear"/>
+            <w:tcMar>
+              <w:top w:type="dxa" w:w="60"/>
+              <w:left w:type="dxa" w:w="100"/>
+              <w:bottom w:type="dxa" w:w="60"/>
+              <w:right w:type="dxa" w:w="100"/>
+            </w:tcMar>
+          </w:tcPr>
+          <w:p>
+            <w:pPr>
+              <w:spacing w:after="0" w:before="0"/>
+            </w:pPr>
+            <w:r>
+              <w:rPr>
+                <w:b/>
+                <w:bCs/>
+                <w:color w:val="0F2B3C"/>
+                <w:sz w:val="18"/>
+                <w:szCs w:val="18"/>
+              </w:rPr>
+              <w:t xml:space="preserve">EXIT CHECK · 3-POINT SELF-ASSESSMENT CHECKLIST</w:t>
+            </w:r>
+          </w:p>
+        </w:tc>
+      </w:tr>
+      <w:tr>
+        <w:trPr>
+          <w:cantSplit/>
+        </w:trPr>
+        <w:tc>
+          <w:tcPr>
+            <w:tcW w:type="dxa" w:w="3120"/>
+            <w:tcMar>
+              <w:top w:type="dxa" w:w="80"/>
+              <w:left w:type="dxa" w:w="100"/>
+              <w:bottom w:type="dxa" w:w="80"/>
+              <w:right w:type="dxa" w:w="100"/>
+            </w:tcMar>
+          </w:tcPr>
+          <w:p>
+            <w:pPr>
+              <w:spacing w:after="0" w:before="0"/>
+            </w:pPr>
+            <w:r>
+              <w:rPr>
+                <w:b/>
+                <w:bCs/>
+                <w:color w:val="0F2B3C"/>
+                <w:sz w:val="18"/>
+                <w:szCs w:val="18"/>
+              </w:rPr>
+              <w:t xml:space="preserve">☐ 1. Units &amp; Labels Verified</w:t>
+            </w:r>
+          </w:p>
+        </w:tc>
+        <w:tc>
+          <w:tcPr>
+            <w:tcW w:type="dxa" w:w="3120"/>
+            <w:tcMar>
+              <w:top w:type="dxa" w:w="80"/>
+              <w:left w:type="dxa" w:w="100"/>
+              <w:bottom w:type="dxa" w:w="80"/>
+              <w:right w:type="dxa" w:w="100"/>
+            </w:tcMar>
+          </w:tcPr>
+          <w:p>
+            <w:pPr>
+              <w:spacing w:after="0" w:before="0"/>
+            </w:pPr>
+            <w:r>
+              <w:rPr>
+                <w:b/>
+                <w:bCs/>
+                <w:color w:val="0F2B3C"/>
+                <w:sz w:val="18"/>
+                <w:szCs w:val="18"/>
+              </w:rPr>
+              <w:t xml:space="preserve">☐ 2. Reasoning Stated (Because / Although / Therefore)</w:t>
+            </w:r>
+          </w:p>
+        </w:tc>
+        <w:tc>
+          <w:tcPr>
+            <w:tcW w:type="dxa" w:w="3120"/>
+            <w:tcMar>
+              <w:top w:type="dxa" w:w="80"/>
+              <w:left w:type="dxa" w:w="100"/>
+              <w:bottom w:type="dxa" w:w="80"/>
+              <w:right w:type="dxa" w:w="100"/>
+            </w:tcMar>
+          </w:tcPr>
+          <w:p>
+            <w:pPr>
+              <w:spacing w:after="0" w:before="0"/>
+            </w:pPr>
+            <w:r>
+              <w:rPr>
+                <w:b/>
+                <w:bCs/>
+                <w:color w:val="0F2B3C"/>
+                <w:sz w:val="18"/>
+                <w:szCs w:val="18"/>
+              </w:rPr>
+              <w:t xml:space="preserve">☐ 3. Calculations Double-Checked</w:t>
+            </w:r>
+          </w:p>
+        </w:tc>
+      </w:tr>
+    </w:tbl>
     <w:p>
       <w:pPr>
         <w:spacing w:after="60" w:before="120"/>
